--- a/Knowledge/3-Work knowledge/1-Software Engineering/2-Testing/5-My Source/1-ISTQB Foundation Level/5-Test Management/6-Types of Test Reports/3-Test Summary Report (TSR).docx
+++ b/Knowledge/3-Work knowledge/1-Software Engineering/2-Testing/5-My Source/1-ISTQB Foundation Level/5-Test Management/6-Types of Test Reports/3-Test Summary Report (TSR).docx
@@ -36,60 +36,77 @@
       </w:pPr>
       <w:r>
         <w:rPr>
-          <w:b/>
-          <w:shd w:val="clear" w:color="auto" w:fill="B7B7B7"/>
-        </w:rPr>
-        <w:t># Source</w:t>
-      </w:r>
-      <w:r>
-        <w:rPr>
-          <w:shd w:val="clear" w:color="auto" w:fill="B7B7B7"/>
-        </w:rPr>
-        <w:t xml:space="preserve">: </w:t>
-      </w:r>
-      <w:proofErr w:type="spellStart"/>
-      <w:r>
-        <w:rPr>
-          <w:b/>
-          <w:shd w:val="clear" w:color="auto" w:fill="B7B7B7"/>
-        </w:rPr>
-        <w:t>Chatgpt</w:t>
-      </w:r>
-      <w:proofErr w:type="spellEnd"/>
-      <w:r>
-        <w:rPr>
-          <w:b/>
-          <w:shd w:val="clear" w:color="auto" w:fill="B7B7B7"/>
-        </w:rPr>
-        <w:t xml:space="preserve"> </w:t>
-      </w:r>
-      <w:r>
-        <w:rPr>
-          <w:b/>
-          <w:sz w:val="14"/>
-          <w:szCs w:val="14"/>
-          <w:shd w:val="clear" w:color="auto" w:fill="B7B7B7"/>
-        </w:rPr>
-        <w:t>(GPT</w:t>
-      </w:r>
-      <w:r>
-        <w:rPr>
-          <w:rFonts w:ascii="Cambria Math" w:hAnsi="Cambria Math" w:cs="Cambria Math"/>
-          <w:b/>
-          <w:sz w:val="14"/>
-          <w:szCs w:val="14"/>
-          <w:shd w:val="clear" w:color="auto" w:fill="B7B7B7"/>
+          <w:rFonts w:ascii="Arial" w:eastAsia="Arial" w:hAnsi="Arial" w:cs="Arial"/>
+          <w:b/>
+          <w:color w:val="000000"/>
+          <w:sz w:val="18"/>
+          <w:highlight w:val="lightGray"/>
+        </w:rPr>
+        <w:t># Source: AI Source: Provided by: [Data Path</w:t>
+      </w:r>
+      <w:r>
+        <w:rPr>
+          <w:rFonts w:ascii="Arial" w:eastAsia="Arial" w:hAnsi="Arial" w:cs="Arial"/>
+          <w:color w:val="000000"/>
+          <w:sz w:val="18"/>
+          <w:highlight w:val="lightGray"/>
+        </w:rPr>
+        <w:t xml:space="preserve">: Persons Table -&gt; ID Column: 1, Name_En Column: Motasem Essam] -&gt; </w:t>
+      </w:r>
+      <w:r>
+        <w:rPr>
+          <w:rFonts w:ascii="Arial" w:eastAsia="Arial" w:hAnsi="Arial" w:cs="Arial"/>
+          <w:b/>
+          <w:color w:val="000000"/>
+          <w:sz w:val="18"/>
+          <w:highlight w:val="lightGray"/>
+        </w:rPr>
+        <w:t>From:</w:t>
+      </w:r>
+      <w:r>
+        <w:rPr>
+          <w:rFonts w:ascii="Arial" w:eastAsia="Arial" w:hAnsi="Arial" w:cs="Arial"/>
+          <w:color w:val="000000"/>
+          <w:sz w:val="18"/>
+          <w:highlight w:val="lightGray"/>
+        </w:rPr>
+        <w:t xml:space="preserve"> [Chatgpt (GPT</w:t>
+      </w:r>
+      <w:r>
+        <w:rPr>
+          <w:rFonts w:ascii="Arial" w:eastAsia="Arial" w:hAnsi="Arial" w:cs="Cambria Math"/>
+          <w:color w:val="000000"/>
+          <w:sz w:val="18"/>
+          <w:highlight w:val="lightGray"/>
         </w:rPr>
         <w:t>‑</w:t>
       </w:r>
       <w:r>
         <w:rPr>
-          <w:b/>
-          <w:sz w:val="14"/>
-          <w:szCs w:val="14"/>
-          <w:shd w:val="clear" w:color="auto" w:fill="B7B7B7"/>
-        </w:rPr>
-        <w:t>5 Mini) at [8/18/2025]</w:t>
+          <w:rFonts w:ascii="Arial" w:eastAsia="Arial" w:hAnsi="Arial" w:cs="Arial"/>
+          <w:color w:val="000000"/>
+          <w:sz w:val="18"/>
+          <w:highlight w:val="lightGray"/>
+        </w:rPr>
+        <w:t xml:space="preserve">5 Mini)] </w:t>
+      </w:r>
+      <w:r>
+        <w:rPr>
+          <w:rFonts w:ascii="Arial" w:eastAsia="Arial" w:hAnsi="Arial" w:cs="Arial"/>
+          <w:b/>
+          <w:color w:val="000000"/>
+          <w:sz w:val="18"/>
+          <w:highlight w:val="lightGray"/>
+        </w:rPr>
+        <w:t>on</w:t>
+      </w:r>
+      <w:r>
+        <w:rPr>
+          <w:rFonts w:ascii="Arial" w:eastAsia="Arial" w:hAnsi="Arial"/>
+          <w:sz w:val="18"/>
+          <w:highlight w:val="lightGray"/>
+        </w:rPr>
+        <w:t xml:space="preserve"> [8/18/2025]</w:t>
       </w:r>
     </w:p>
     <w:p>
@@ -171,7 +188,7 @@
           <w:ilvl w:val="0"/>
           <w:numId w:val="7"/>
         </w:numPr>
-        <w:spacing w:before="240"/>
+        <w:spacing w:before="240" w:after="0" w:line="276" w:lineRule="auto"/>
         <w:rPr>
           <w:rFonts w:ascii="Roboto Mono" w:eastAsia="Roboto Mono" w:hAnsi="Roboto Mono" w:cs="Roboto Mono"/>
         </w:rPr>
@@ -195,6 +212,7 @@
           <w:ilvl w:val="0"/>
           <w:numId w:val="7"/>
         </w:numPr>
+        <w:spacing w:after="0" w:line="276" w:lineRule="auto"/>
         <w:rPr>
           <w:rFonts w:ascii="Roboto Mono" w:eastAsia="Roboto Mono" w:hAnsi="Roboto Mono" w:cs="Roboto Mono"/>
         </w:rPr>
@@ -218,6 +236,7 @@
           <w:ilvl w:val="0"/>
           <w:numId w:val="7"/>
         </w:numPr>
+        <w:spacing w:after="0" w:line="276" w:lineRule="auto"/>
         <w:rPr>
           <w:rFonts w:ascii="Roboto Mono" w:eastAsia="Roboto Mono" w:hAnsi="Roboto Mono" w:cs="Roboto Mono"/>
         </w:rPr>
@@ -241,6 +260,7 @@
           <w:ilvl w:val="0"/>
           <w:numId w:val="7"/>
         </w:numPr>
+        <w:spacing w:after="0" w:line="276" w:lineRule="auto"/>
         <w:rPr>
           <w:rFonts w:ascii="Roboto Mono" w:eastAsia="Roboto Mono" w:hAnsi="Roboto Mono" w:cs="Roboto Mono"/>
         </w:rPr>
@@ -264,6 +284,7 @@
           <w:ilvl w:val="0"/>
           <w:numId w:val="7"/>
         </w:numPr>
+        <w:spacing w:after="0" w:line="276" w:lineRule="auto"/>
         <w:rPr>
           <w:rFonts w:ascii="Roboto Mono" w:eastAsia="Roboto Mono" w:hAnsi="Roboto Mono" w:cs="Roboto Mono"/>
         </w:rPr>
@@ -287,7 +308,7 @@
           <w:ilvl w:val="0"/>
           <w:numId w:val="7"/>
         </w:numPr>
-        <w:spacing w:after="240"/>
+        <w:spacing w:after="240" w:line="276" w:lineRule="auto"/>
         <w:rPr>
           <w:rFonts w:ascii="Roboto Mono" w:eastAsia="Roboto Mono" w:hAnsi="Roboto Mono" w:cs="Roboto Mono"/>
         </w:rPr>
@@ -347,7 +368,7 @@
     </w:p>
     <w:p>
       <w:r>
-        <w:pict w14:anchorId="38203619">
+        <w:pict w14:anchorId="14AF2537">
           <v:rect id="_x0000_i1025" style="width:0;height:1.5pt" o:hralign="center" o:hrstd="t" o:hr="t" fillcolor="#a0a0a0" stroked="f"/>
         </w:pict>
       </w:r>
@@ -371,60 +392,77 @@
       </w:pPr>
       <w:r>
         <w:rPr>
-          <w:b/>
-          <w:shd w:val="clear" w:color="auto" w:fill="B7B7B7"/>
-        </w:rPr>
-        <w:t># Source</w:t>
-      </w:r>
-      <w:r>
-        <w:rPr>
-          <w:shd w:val="clear" w:color="auto" w:fill="B7B7B7"/>
-        </w:rPr>
-        <w:t xml:space="preserve">: </w:t>
-      </w:r>
-      <w:proofErr w:type="spellStart"/>
-      <w:r>
-        <w:rPr>
-          <w:b/>
-          <w:shd w:val="clear" w:color="auto" w:fill="B7B7B7"/>
-        </w:rPr>
-        <w:t>Chatgpt</w:t>
-      </w:r>
-      <w:proofErr w:type="spellEnd"/>
-      <w:r>
-        <w:rPr>
-          <w:b/>
-          <w:shd w:val="clear" w:color="auto" w:fill="B7B7B7"/>
-        </w:rPr>
-        <w:t xml:space="preserve"> </w:t>
-      </w:r>
-      <w:r>
-        <w:rPr>
-          <w:b/>
-          <w:sz w:val="14"/>
-          <w:szCs w:val="14"/>
-          <w:shd w:val="clear" w:color="auto" w:fill="B7B7B7"/>
-        </w:rPr>
-        <w:t>(GPT</w:t>
-      </w:r>
-      <w:r>
-        <w:rPr>
-          <w:rFonts w:ascii="Cambria Math" w:hAnsi="Cambria Math" w:cs="Cambria Math"/>
-          <w:b/>
-          <w:sz w:val="14"/>
-          <w:szCs w:val="14"/>
-          <w:shd w:val="clear" w:color="auto" w:fill="B7B7B7"/>
+          <w:rFonts w:ascii="Arial" w:eastAsia="Arial" w:hAnsi="Arial" w:cs="Arial"/>
+          <w:b/>
+          <w:color w:val="000000"/>
+          <w:sz w:val="18"/>
+          <w:highlight w:val="lightGray"/>
+        </w:rPr>
+        <w:t># Source: AI Source: Provided by: [Data Path</w:t>
+      </w:r>
+      <w:r>
+        <w:rPr>
+          <w:rFonts w:ascii="Arial" w:eastAsia="Arial" w:hAnsi="Arial" w:cs="Arial"/>
+          <w:color w:val="000000"/>
+          <w:sz w:val="18"/>
+          <w:highlight w:val="lightGray"/>
+        </w:rPr>
+        <w:t xml:space="preserve">: Persons Table -&gt; ID Column: 1, Name_En Column: Motasem Essam] -&gt; </w:t>
+      </w:r>
+      <w:r>
+        <w:rPr>
+          <w:rFonts w:ascii="Arial" w:eastAsia="Arial" w:hAnsi="Arial" w:cs="Arial"/>
+          <w:b/>
+          <w:color w:val="000000"/>
+          <w:sz w:val="18"/>
+          <w:highlight w:val="lightGray"/>
+        </w:rPr>
+        <w:t>From:</w:t>
+      </w:r>
+      <w:r>
+        <w:rPr>
+          <w:rFonts w:ascii="Arial" w:eastAsia="Arial" w:hAnsi="Arial" w:cs="Arial"/>
+          <w:color w:val="000000"/>
+          <w:sz w:val="18"/>
+          <w:highlight w:val="lightGray"/>
+        </w:rPr>
+        <w:t xml:space="preserve"> [Chatgpt (GPT</w:t>
+      </w:r>
+      <w:r>
+        <w:rPr>
+          <w:rFonts w:ascii="Arial" w:eastAsia="Arial" w:hAnsi="Arial" w:cs="Cambria Math"/>
+          <w:color w:val="000000"/>
+          <w:sz w:val="18"/>
+          <w:highlight w:val="lightGray"/>
         </w:rPr>
         <w:t>‑</w:t>
       </w:r>
       <w:r>
         <w:rPr>
-          <w:b/>
-          <w:sz w:val="14"/>
-          <w:szCs w:val="14"/>
-          <w:shd w:val="clear" w:color="auto" w:fill="B7B7B7"/>
-        </w:rPr>
-        <w:t>5 Mini) at [8/18/2025]</w:t>
+          <w:rFonts w:ascii="Arial" w:eastAsia="Arial" w:hAnsi="Arial" w:cs="Arial"/>
+          <w:color w:val="000000"/>
+          <w:sz w:val="18"/>
+          <w:highlight w:val="lightGray"/>
+        </w:rPr>
+        <w:t xml:space="preserve">5 Mini)] </w:t>
+      </w:r>
+      <w:r>
+        <w:rPr>
+          <w:rFonts w:ascii="Arial" w:eastAsia="Arial" w:hAnsi="Arial" w:cs="Arial"/>
+          <w:b/>
+          <w:color w:val="000000"/>
+          <w:sz w:val="18"/>
+          <w:highlight w:val="lightGray"/>
+        </w:rPr>
+        <w:t>on</w:t>
+      </w:r>
+      <w:r>
+        <w:rPr>
+          <w:rFonts w:ascii="Arial" w:eastAsia="Arial" w:hAnsi="Arial"/>
+          <w:sz w:val="18"/>
+          <w:highlight w:val="lightGray"/>
+        </w:rPr>
+        <w:t xml:space="preserve"> [8/18/2025]</w:t>
       </w:r>
     </w:p>
     <w:p>
@@ -433,7 +471,7 @@
           <w:ilvl w:val="0"/>
           <w:numId w:val="10"/>
         </w:numPr>
-        <w:spacing w:before="240"/>
+        <w:spacing w:before="240" w:after="0" w:line="276" w:lineRule="auto"/>
         <w:rPr>
           <w:rFonts w:ascii="Roboto Mono" w:eastAsia="Roboto Mono" w:hAnsi="Roboto Mono" w:cs="Roboto Mono"/>
         </w:rPr>
@@ -459,6 +497,7 @@
           <w:ilvl w:val="1"/>
           <w:numId w:val="10"/>
         </w:numPr>
+        <w:spacing w:after="0" w:line="276" w:lineRule="auto"/>
         <w:rPr>
           <w:rFonts w:ascii="Roboto Mono" w:eastAsia="Roboto Mono" w:hAnsi="Roboto Mono" w:cs="Roboto Mono"/>
         </w:rPr>
@@ -482,6 +521,7 @@
           <w:ilvl w:val="0"/>
           <w:numId w:val="10"/>
         </w:numPr>
+        <w:spacing w:after="0" w:line="276" w:lineRule="auto"/>
         <w:rPr>
           <w:rFonts w:ascii="Roboto Mono" w:eastAsia="Roboto Mono" w:hAnsi="Roboto Mono" w:cs="Roboto Mono"/>
         </w:rPr>
@@ -507,15 +547,15 @@
           <w:ilvl w:val="1"/>
           <w:numId w:val="10"/>
         </w:numPr>
-        <w:rPr>
-          <w:rFonts w:ascii="Roboto Mono" w:eastAsia="Roboto Mono" w:hAnsi="Roboto Mono" w:cs="Roboto Mono"/>
-        </w:rPr>
-      </w:pPr>
-      <w:r>
-        <w:rPr>
-          <w:rFonts w:ascii="Roboto Mono" w:eastAsia="Roboto Mono" w:hAnsi="Roboto Mono" w:cs="Roboto Mono"/>
-        </w:rPr>
-        <w:lastRenderedPageBreak/>
+        <w:spacing w:after="0" w:line="276" w:lineRule="auto"/>
+        <w:rPr>
+          <w:rFonts w:ascii="Roboto Mono" w:eastAsia="Roboto Mono" w:hAnsi="Roboto Mono" w:cs="Roboto Mono"/>
+        </w:rPr>
+      </w:pPr>
+      <w:r>
+        <w:rPr>
+          <w:rFonts w:ascii="Roboto Mono" w:eastAsia="Roboto Mono" w:hAnsi="Roboto Mono" w:cs="Roboto Mono"/>
+        </w:rPr>
         <w:t>Why testing was performed (e.g., validate checkout flow, performance check, compliance verification)</w:t>
       </w:r>
       <w:r>
@@ -531,6 +571,7 @@
           <w:ilvl w:val="0"/>
           <w:numId w:val="10"/>
         </w:numPr>
+        <w:spacing w:after="0" w:line="276" w:lineRule="auto"/>
         <w:rPr>
           <w:rFonts w:ascii="Roboto Mono" w:eastAsia="Roboto Mono" w:hAnsi="Roboto Mono" w:cs="Roboto Mono"/>
         </w:rPr>
@@ -556,6 +597,7 @@
           <w:ilvl w:val="1"/>
           <w:numId w:val="10"/>
         </w:numPr>
+        <w:spacing w:after="0" w:line="276" w:lineRule="auto"/>
         <w:rPr>
           <w:rFonts w:ascii="Roboto Mono" w:eastAsia="Roboto Mono" w:hAnsi="Roboto Mono" w:cs="Roboto Mono"/>
         </w:rPr>
@@ -579,6 +621,7 @@
           <w:ilvl w:val="1"/>
           <w:numId w:val="10"/>
         </w:numPr>
+        <w:spacing w:after="0" w:line="276" w:lineRule="auto"/>
         <w:rPr>
           <w:rFonts w:ascii="Roboto Mono" w:eastAsia="Roboto Mono" w:hAnsi="Roboto Mono" w:cs="Roboto Mono"/>
         </w:rPr>
@@ -602,6 +645,7 @@
           <w:ilvl w:val="0"/>
           <w:numId w:val="10"/>
         </w:numPr>
+        <w:spacing w:after="0" w:line="276" w:lineRule="auto"/>
         <w:rPr>
           <w:rFonts w:ascii="Roboto Mono" w:eastAsia="Roboto Mono" w:hAnsi="Roboto Mono" w:cs="Roboto Mono"/>
         </w:rPr>
@@ -627,6 +671,7 @@
           <w:ilvl w:val="1"/>
           <w:numId w:val="10"/>
         </w:numPr>
+        <w:spacing w:after="0" w:line="276" w:lineRule="auto"/>
         <w:rPr>
           <w:rFonts w:ascii="Roboto Mono" w:eastAsia="Roboto Mono" w:hAnsi="Roboto Mono" w:cs="Roboto Mono"/>
         </w:rPr>
@@ -650,6 +695,7 @@
           <w:ilvl w:val="0"/>
           <w:numId w:val="10"/>
         </w:numPr>
+        <w:spacing w:after="0" w:line="276" w:lineRule="auto"/>
         <w:rPr>
           <w:rFonts w:ascii="Roboto Mono" w:eastAsia="Roboto Mono" w:hAnsi="Roboto Mono" w:cs="Roboto Mono"/>
         </w:rPr>
@@ -675,6 +721,7 @@
           <w:ilvl w:val="1"/>
           <w:numId w:val="10"/>
         </w:numPr>
+        <w:spacing w:after="0" w:line="276" w:lineRule="auto"/>
         <w:rPr>
           <w:rFonts w:ascii="Roboto Mono" w:eastAsia="Roboto Mono" w:hAnsi="Roboto Mono" w:cs="Roboto Mono"/>
         </w:rPr>
@@ -698,6 +745,7 @@
           <w:ilvl w:val="1"/>
           <w:numId w:val="10"/>
         </w:numPr>
+        <w:spacing w:after="0" w:line="276" w:lineRule="auto"/>
         <w:rPr>
           <w:rFonts w:ascii="Roboto Mono" w:eastAsia="Roboto Mono" w:hAnsi="Roboto Mono" w:cs="Roboto Mono"/>
         </w:rPr>
@@ -721,6 +769,7 @@
           <w:ilvl w:val="0"/>
           <w:numId w:val="10"/>
         </w:numPr>
+        <w:spacing w:after="0" w:line="276" w:lineRule="auto"/>
         <w:rPr>
           <w:rFonts w:ascii="Roboto Mono" w:eastAsia="Roboto Mono" w:hAnsi="Roboto Mono" w:cs="Roboto Mono"/>
         </w:rPr>
@@ -746,6 +795,7 @@
           <w:ilvl w:val="1"/>
           <w:numId w:val="10"/>
         </w:numPr>
+        <w:spacing w:after="0" w:line="276" w:lineRule="auto"/>
         <w:rPr>
           <w:rFonts w:ascii="Roboto Mono" w:eastAsia="Roboto Mono" w:hAnsi="Roboto Mono" w:cs="Roboto Mono"/>
         </w:rPr>
@@ -769,6 +819,7 @@
           <w:ilvl w:val="1"/>
           <w:numId w:val="10"/>
         </w:numPr>
+        <w:spacing w:after="0" w:line="276" w:lineRule="auto"/>
         <w:rPr>
           <w:rFonts w:ascii="Roboto Mono" w:eastAsia="Roboto Mono" w:hAnsi="Roboto Mono" w:cs="Roboto Mono"/>
         </w:rPr>
@@ -792,6 +843,7 @@
           <w:ilvl w:val="1"/>
           <w:numId w:val="10"/>
         </w:numPr>
+        <w:spacing w:after="0" w:line="276" w:lineRule="auto"/>
         <w:rPr>
           <w:rFonts w:ascii="Roboto Mono" w:eastAsia="Roboto Mono" w:hAnsi="Roboto Mono" w:cs="Roboto Mono"/>
         </w:rPr>
@@ -815,6 +867,7 @@
           <w:ilvl w:val="0"/>
           <w:numId w:val="10"/>
         </w:numPr>
+        <w:spacing w:after="0" w:line="276" w:lineRule="auto"/>
         <w:rPr>
           <w:rFonts w:ascii="Roboto Mono" w:eastAsia="Roboto Mono" w:hAnsi="Roboto Mono" w:cs="Roboto Mono"/>
         </w:rPr>
@@ -840,6 +893,7 @@
           <w:ilvl w:val="1"/>
           <w:numId w:val="10"/>
         </w:numPr>
+        <w:spacing w:after="0" w:line="276" w:lineRule="auto"/>
         <w:rPr>
           <w:rFonts w:ascii="Roboto Mono" w:eastAsia="Roboto Mono" w:hAnsi="Roboto Mono" w:cs="Roboto Mono"/>
         </w:rPr>
@@ -863,6 +917,7 @@
           <w:ilvl w:val="1"/>
           <w:numId w:val="10"/>
         </w:numPr>
+        <w:spacing w:after="0" w:line="276" w:lineRule="auto"/>
         <w:rPr>
           <w:rFonts w:ascii="Roboto Mono" w:eastAsia="Roboto Mono" w:hAnsi="Roboto Mono" w:cs="Roboto Mono"/>
         </w:rPr>
@@ -886,6 +941,7 @@
           <w:ilvl w:val="1"/>
           <w:numId w:val="10"/>
         </w:numPr>
+        <w:spacing w:after="0" w:line="276" w:lineRule="auto"/>
         <w:rPr>
           <w:rFonts w:ascii="Roboto Mono" w:eastAsia="Roboto Mono" w:hAnsi="Roboto Mono" w:cs="Roboto Mono"/>
         </w:rPr>
@@ -909,15 +965,15 @@
           <w:ilvl w:val="1"/>
           <w:numId w:val="10"/>
         </w:numPr>
-        <w:rPr>
-          <w:rFonts w:ascii="Roboto Mono" w:eastAsia="Roboto Mono" w:hAnsi="Roboto Mono" w:cs="Roboto Mono"/>
-        </w:rPr>
-      </w:pPr>
-      <w:r>
-        <w:rPr>
-          <w:rFonts w:ascii="Roboto Mono" w:eastAsia="Roboto Mono" w:hAnsi="Roboto Mono" w:cs="Roboto Mono"/>
-        </w:rPr>
-        <w:lastRenderedPageBreak/>
+        <w:spacing w:after="0" w:line="276" w:lineRule="auto"/>
+        <w:rPr>
+          <w:rFonts w:ascii="Roboto Mono" w:eastAsia="Roboto Mono" w:hAnsi="Roboto Mono" w:cs="Roboto Mono"/>
+        </w:rPr>
+      </w:pPr>
+      <w:r>
+        <w:rPr>
+          <w:rFonts w:ascii="Roboto Mono" w:eastAsia="Roboto Mono" w:hAnsi="Roboto Mono" w:cs="Roboto Mono"/>
+        </w:rPr>
         <w:t>Defect removal efficiency</w:t>
       </w:r>
       <w:r>
@@ -933,6 +989,7 @@
           <w:ilvl w:val="0"/>
           <w:numId w:val="10"/>
         </w:numPr>
+        <w:spacing w:after="0" w:line="276" w:lineRule="auto"/>
         <w:rPr>
           <w:rFonts w:ascii="Roboto Mono" w:eastAsia="Roboto Mono" w:hAnsi="Roboto Mono" w:cs="Roboto Mono"/>
         </w:rPr>
@@ -958,6 +1015,7 @@
           <w:ilvl w:val="1"/>
           <w:numId w:val="10"/>
         </w:numPr>
+        <w:spacing w:after="0" w:line="276" w:lineRule="auto"/>
         <w:rPr>
           <w:rFonts w:ascii="Roboto Mono" w:eastAsia="Roboto Mono" w:hAnsi="Roboto Mono" w:cs="Roboto Mono"/>
         </w:rPr>
@@ -981,6 +1039,7 @@
           <w:ilvl w:val="0"/>
           <w:numId w:val="10"/>
         </w:numPr>
+        <w:spacing w:after="0" w:line="276" w:lineRule="auto"/>
         <w:rPr>
           <w:rFonts w:ascii="Roboto Mono" w:eastAsia="Roboto Mono" w:hAnsi="Roboto Mono" w:cs="Roboto Mono"/>
         </w:rPr>
@@ -1006,6 +1065,7 @@
           <w:ilvl w:val="1"/>
           <w:numId w:val="10"/>
         </w:numPr>
+        <w:spacing w:after="0" w:line="276" w:lineRule="auto"/>
         <w:rPr>
           <w:rFonts w:ascii="Roboto Mono" w:eastAsia="Roboto Mono" w:hAnsi="Roboto Mono" w:cs="Roboto Mono"/>
         </w:rPr>
@@ -1029,6 +1089,7 @@
           <w:ilvl w:val="1"/>
           <w:numId w:val="10"/>
         </w:numPr>
+        <w:spacing w:after="0" w:line="276" w:lineRule="auto"/>
         <w:rPr>
           <w:rFonts w:ascii="Roboto Mono" w:eastAsia="Roboto Mono" w:hAnsi="Roboto Mono" w:cs="Roboto Mono"/>
         </w:rPr>
@@ -1052,6 +1113,7 @@
           <w:ilvl w:val="0"/>
           <w:numId w:val="10"/>
         </w:numPr>
+        <w:spacing w:after="0" w:line="276" w:lineRule="auto"/>
         <w:rPr>
           <w:rFonts w:ascii="Roboto Mono" w:eastAsia="Roboto Mono" w:hAnsi="Roboto Mono" w:cs="Roboto Mono"/>
         </w:rPr>
@@ -1077,6 +1139,7 @@
           <w:ilvl w:val="0"/>
           <w:numId w:val="3"/>
         </w:numPr>
+        <w:spacing w:after="0" w:line="276" w:lineRule="auto"/>
         <w:rPr>
           <w:rFonts w:ascii="Roboto Mono" w:eastAsia="Roboto Mono" w:hAnsi="Roboto Mono" w:cs="Roboto Mono"/>
         </w:rPr>
@@ -1100,7 +1163,7 @@
           <w:ilvl w:val="0"/>
           <w:numId w:val="3"/>
         </w:numPr>
-        <w:spacing w:after="240"/>
+        <w:spacing w:after="240" w:line="276" w:lineRule="auto"/>
         <w:rPr>
           <w:rFonts w:ascii="Roboto Mono" w:eastAsia="Roboto Mono" w:hAnsi="Roboto Mono" w:cs="Roboto Mono"/>
         </w:rPr>
@@ -1120,7 +1183,7 @@
     </w:p>
     <w:p>
       <w:r>
-        <w:pict w14:anchorId="46C83F3D">
+        <w:pict w14:anchorId="1E335A5E">
           <v:rect id="_x0000_i1026" style="width:0;height:1.5pt" o:hralign="center" o:hrstd="t" o:hr="t" fillcolor="#a0a0a0" stroked="f"/>
         </w:pict>
       </w:r>
@@ -1152,81 +1215,118 @@
       </w:pPr>
       <w:r>
         <w:rPr>
-          <w:b/>
-          <w:shd w:val="clear" w:color="auto" w:fill="B7B7B7"/>
-        </w:rPr>
-        <w:t># Source</w:t>
-      </w:r>
-      <w:r>
-        <w:rPr>
-          <w:shd w:val="clear" w:color="auto" w:fill="B7B7B7"/>
-        </w:rPr>
-        <w:t xml:space="preserve">: </w:t>
-      </w:r>
-      <w:proofErr w:type="spellStart"/>
-      <w:r>
-        <w:rPr>
-          <w:b/>
-          <w:shd w:val="clear" w:color="auto" w:fill="B7B7B7"/>
-        </w:rPr>
-        <w:t>Chatgpt</w:t>
-      </w:r>
-      <w:proofErr w:type="spellEnd"/>
-      <w:r>
-        <w:rPr>
-          <w:b/>
-          <w:shd w:val="clear" w:color="auto" w:fill="B7B7B7"/>
-        </w:rPr>
+          <w:rFonts w:ascii="Arial" w:eastAsia="Arial" w:hAnsi="Arial" w:cs="Arial"/>
+          <w:b/>
+          <w:color w:val="000000"/>
+          <w:sz w:val="18"/>
+          <w:highlight w:val="lightGray"/>
+        </w:rPr>
+        <w:t># Source: AI Source: Provided by: [Data Path</w:t>
+      </w:r>
+      <w:r>
+        <w:rPr>
+          <w:rFonts w:ascii="Arial" w:eastAsia="Arial" w:hAnsi="Arial" w:cs="Arial"/>
+          <w:color w:val="000000"/>
+          <w:sz w:val="18"/>
+          <w:highlight w:val="lightGray"/>
+        </w:rPr>
+        <w:t xml:space="preserve">: Persons Table -&gt; ID Column: 1, Name_En Column: Motasem Essam] -&gt; </w:t>
+      </w:r>
+      <w:r>
+        <w:rPr>
+          <w:rFonts w:ascii="Arial" w:eastAsia="Arial" w:hAnsi="Arial" w:cs="Arial"/>
+          <w:b/>
+          <w:color w:val="000000"/>
+          <w:sz w:val="18"/>
+          <w:highlight w:val="lightGray"/>
+        </w:rPr>
+        <w:t>From:</w:t>
+      </w:r>
+      <w:r>
+        <w:rPr>
+          <w:rFonts w:ascii="Arial" w:eastAsia="Arial" w:hAnsi="Arial" w:cs="Arial"/>
+          <w:color w:val="000000"/>
+          <w:sz w:val="18"/>
+          <w:highlight w:val="lightGray"/>
+        </w:rPr>
+        <w:t xml:space="preserve"> [Chatgpt (GPT</w:t>
+      </w:r>
+      <w:r>
+        <w:rPr>
+          <w:rFonts w:ascii="Arial" w:eastAsia="Arial" w:hAnsi="Arial" w:cs="Cambria Math"/>
+          <w:color w:val="000000"/>
+          <w:sz w:val="18"/>
+          <w:highlight w:val="lightGray"/>
+        </w:rPr>
+        <w:t>‑</w:t>
+      </w:r>
+      <w:r>
+        <w:rPr>
+          <w:rFonts w:ascii="Arial" w:eastAsia="Arial" w:hAnsi="Arial" w:cs="Arial"/>
+          <w:color w:val="000000"/>
+          <w:sz w:val="18"/>
+          <w:highlight w:val="lightGray"/>
+        </w:rPr>
+        <w:t xml:space="preserve">5 Mini)] </w:t>
+      </w:r>
+      <w:r>
+        <w:rPr>
+          <w:rFonts w:ascii="Arial" w:eastAsia="Arial" w:hAnsi="Arial" w:cs="Arial"/>
+          <w:b/>
+          <w:color w:val="000000"/>
+          <w:sz w:val="18"/>
+          <w:highlight w:val="lightGray"/>
+        </w:rPr>
+        <w:t>on</w:t>
+      </w:r>
+      <w:r>
+        <w:rPr>
+          <w:rFonts w:ascii="Arial" w:eastAsia="Arial" w:hAnsi="Arial"/>
+          <w:sz w:val="18"/>
+          <w:highlight w:val="lightGray"/>
+        </w:rPr>
+        <w:t xml:space="preserve"> [8/18/2025]</w:t>
+      </w:r>
+    </w:p>
+    <w:p>
+      <w:pPr>
+        <w:spacing w:before="240" w:after="240"/>
+        <w:rPr>
+          <w:rFonts w:ascii="Roboto Mono" w:eastAsia="Roboto Mono" w:hAnsi="Roboto Mono" w:cs="Roboto Mono"/>
+        </w:rPr>
+      </w:pPr>
+      <w:r>
+        <w:rPr>
+          <w:rFonts w:ascii="Roboto Mono" w:eastAsia="Roboto Mono" w:hAnsi="Roboto Mono" w:cs="Roboto Mono"/>
+          <w:b/>
+        </w:rPr>
+        <w:t>Project:</w:t>
+      </w:r>
+      <w:r>
+        <w:rPr>
+          <w:rFonts w:ascii="Roboto Mono" w:eastAsia="Roboto Mono" w:hAnsi="Roboto Mono" w:cs="Roboto Mono"/>
+        </w:rPr>
+        <w:t xml:space="preserve"> Online Shopping App</w:t>
+      </w:r>
+      <w:r>
+        <w:rPr>
+          <w:rFonts w:ascii="Roboto Mono" w:eastAsia="Roboto Mono" w:hAnsi="Roboto Mono" w:cs="Roboto Mono"/>
+        </w:rPr>
+        <w:br/>
         <w:t xml:space="preserve"> </w:t>
       </w:r>
       <w:r>
         <w:rPr>
-          <w:b/>
-          <w:sz w:val="14"/>
-          <w:szCs w:val="14"/>
-          <w:shd w:val="clear" w:color="auto" w:fill="B7B7B7"/>
-        </w:rPr>
-        <w:t>(GPT</w:t>
-      </w:r>
-      <w:r>
-        <w:rPr>
-          <w:rFonts w:ascii="Cambria Math" w:hAnsi="Cambria Math" w:cs="Cambria Math"/>
-          <w:b/>
-          <w:sz w:val="14"/>
-          <w:szCs w:val="14"/>
-          <w:shd w:val="clear" w:color="auto" w:fill="B7B7B7"/>
-        </w:rPr>
-        <w:t>‑</w:t>
-      </w:r>
-      <w:r>
-        <w:rPr>
-          <w:b/>
-          <w:sz w:val="14"/>
-          <w:szCs w:val="14"/>
-          <w:shd w:val="clear" w:color="auto" w:fill="B7B7B7"/>
-        </w:rPr>
-        <w:t>5 Mini) at [8/18/2025]</w:t>
-      </w:r>
-    </w:p>
-    <w:p>
-      <w:pPr>
-        <w:spacing w:before="240" w:after="240"/>
-        <w:rPr>
-          <w:rFonts w:ascii="Roboto Mono" w:eastAsia="Roboto Mono" w:hAnsi="Roboto Mono" w:cs="Roboto Mono"/>
-        </w:rPr>
-      </w:pPr>
-      <w:r>
-        <w:rPr>
-          <w:rFonts w:ascii="Roboto Mono" w:eastAsia="Roboto Mono" w:hAnsi="Roboto Mono" w:cs="Roboto Mono"/>
-          <w:b/>
-        </w:rPr>
-        <w:t>Project:</w:t>
-      </w:r>
-      <w:r>
-        <w:rPr>
-          <w:rFonts w:ascii="Roboto Mono" w:eastAsia="Roboto Mono" w:hAnsi="Roboto Mono" w:cs="Roboto Mono"/>
-        </w:rPr>
-        <w:t xml:space="preserve"> Online Shopping App</w:t>
+          <w:rFonts w:ascii="Roboto Mono" w:eastAsia="Roboto Mono" w:hAnsi="Roboto Mono" w:cs="Roboto Mono"/>
+          <w:b/>
+        </w:rPr>
+        <w:t>Version:</w:t>
+      </w:r>
+      <w:r>
+        <w:rPr>
+          <w:rFonts w:ascii="Roboto Mono" w:eastAsia="Roboto Mono" w:hAnsi="Roboto Mono" w:cs="Roboto Mono"/>
+        </w:rPr>
+        <w:t xml:space="preserve"> v3.5</w:t>
       </w:r>
       <w:r>
         <w:rPr>
@@ -1240,13 +1340,13 @@
           <w:rFonts w:ascii="Roboto Mono" w:eastAsia="Roboto Mono" w:hAnsi="Roboto Mono" w:cs="Roboto Mono"/>
           <w:b/>
         </w:rPr>
-        <w:t>Version:</w:t>
-      </w:r>
-      <w:r>
-        <w:rPr>
-          <w:rFonts w:ascii="Roboto Mono" w:eastAsia="Roboto Mono" w:hAnsi="Roboto Mono" w:cs="Roboto Mono"/>
-        </w:rPr>
-        <w:t xml:space="preserve"> v3.5</w:t>
+        <w:t>Testing Cycle:</w:t>
+      </w:r>
+      <w:r>
+        <w:rPr>
+          <w:rFonts w:ascii="Roboto Mono" w:eastAsia="Roboto Mono" w:hAnsi="Roboto Mono" w:cs="Roboto Mono"/>
+        </w:rPr>
+        <w:t xml:space="preserve"> System Testing</w:t>
       </w:r>
       <w:r>
         <w:rPr>
@@ -1260,13 +1360,13 @@
           <w:rFonts w:ascii="Roboto Mono" w:eastAsia="Roboto Mono" w:hAnsi="Roboto Mono" w:cs="Roboto Mono"/>
           <w:b/>
         </w:rPr>
-        <w:t>Testing Cycle:</w:t>
-      </w:r>
-      <w:r>
-        <w:rPr>
-          <w:rFonts w:ascii="Roboto Mono" w:eastAsia="Roboto Mono" w:hAnsi="Roboto Mono" w:cs="Roboto Mono"/>
-        </w:rPr>
-        <w:t xml:space="preserve"> System Testing</w:t>
+        <w:t>Prepared by:</w:t>
+      </w:r>
+      <w:r>
+        <w:rPr>
+          <w:rFonts w:ascii="Roboto Mono" w:eastAsia="Roboto Mono" w:hAnsi="Roboto Mono" w:cs="Roboto Mono"/>
+        </w:rPr>
+        <w:t xml:space="preserve"> QA Team</w:t>
       </w:r>
       <w:r>
         <w:rPr>
@@ -1280,26 +1380,6 @@
           <w:rFonts w:ascii="Roboto Mono" w:eastAsia="Roboto Mono" w:hAnsi="Roboto Mono" w:cs="Roboto Mono"/>
           <w:b/>
         </w:rPr>
-        <w:t>Prepared by:</w:t>
-      </w:r>
-      <w:r>
-        <w:rPr>
-          <w:rFonts w:ascii="Roboto Mono" w:eastAsia="Roboto Mono" w:hAnsi="Roboto Mono" w:cs="Roboto Mono"/>
-        </w:rPr>
-        <w:t xml:space="preserve"> QA Team</w:t>
-      </w:r>
-      <w:r>
-        <w:rPr>
-          <w:rFonts w:ascii="Roboto Mono" w:eastAsia="Roboto Mono" w:hAnsi="Roboto Mono" w:cs="Roboto Mono"/>
-        </w:rPr>
-        <w:br/>
-        <w:t xml:space="preserve"> </w:t>
-      </w:r>
-      <w:r>
-        <w:rPr>
-          <w:rFonts w:ascii="Roboto Mono" w:eastAsia="Roboto Mono" w:hAnsi="Roboto Mono" w:cs="Roboto Mono"/>
-          <w:b/>
-        </w:rPr>
         <w:t>Date:</w:t>
       </w:r>
       <w:r>
@@ -1311,7 +1391,7 @@
     </w:p>
     <w:p>
       <w:r>
-        <w:pict w14:anchorId="0B2EDF0E">
+        <w:pict w14:anchorId="331E8225">
           <v:rect id="_x0000_i1027" style="width:0;height:1.5pt" o:hralign="center" o:hrstd="t" o:hr="t" fillcolor="#a0a0a0" stroked="f"/>
         </w:pict>
       </w:r>
@@ -1335,60 +1415,77 @@
       </w:pPr>
       <w:r>
         <w:rPr>
-          <w:b/>
-          <w:shd w:val="clear" w:color="auto" w:fill="B7B7B7"/>
-        </w:rPr>
-        <w:t># Source</w:t>
-      </w:r>
-      <w:r>
-        <w:rPr>
-          <w:shd w:val="clear" w:color="auto" w:fill="B7B7B7"/>
-        </w:rPr>
-        <w:t xml:space="preserve">: </w:t>
-      </w:r>
-      <w:proofErr w:type="spellStart"/>
-      <w:r>
-        <w:rPr>
-          <w:b/>
-          <w:shd w:val="clear" w:color="auto" w:fill="B7B7B7"/>
-        </w:rPr>
-        <w:t>Chatgpt</w:t>
-      </w:r>
-      <w:proofErr w:type="spellEnd"/>
-      <w:r>
-        <w:rPr>
-          <w:b/>
-          <w:shd w:val="clear" w:color="auto" w:fill="B7B7B7"/>
-        </w:rPr>
-        <w:t xml:space="preserve"> </w:t>
-      </w:r>
-      <w:r>
-        <w:rPr>
-          <w:b/>
-          <w:sz w:val="14"/>
-          <w:szCs w:val="14"/>
-          <w:shd w:val="clear" w:color="auto" w:fill="B7B7B7"/>
-        </w:rPr>
-        <w:t>(GPT</w:t>
-      </w:r>
-      <w:r>
-        <w:rPr>
-          <w:rFonts w:ascii="Cambria Math" w:hAnsi="Cambria Math" w:cs="Cambria Math"/>
-          <w:b/>
-          <w:sz w:val="14"/>
-          <w:szCs w:val="14"/>
-          <w:shd w:val="clear" w:color="auto" w:fill="B7B7B7"/>
+          <w:rFonts w:ascii="Arial" w:eastAsia="Arial" w:hAnsi="Arial" w:cs="Arial"/>
+          <w:b/>
+          <w:color w:val="000000"/>
+          <w:sz w:val="18"/>
+          <w:highlight w:val="lightGray"/>
+        </w:rPr>
+        <w:t># Source: AI Source: Provided by: [Data Path</w:t>
+      </w:r>
+      <w:r>
+        <w:rPr>
+          <w:rFonts w:ascii="Arial" w:eastAsia="Arial" w:hAnsi="Arial" w:cs="Arial"/>
+          <w:color w:val="000000"/>
+          <w:sz w:val="18"/>
+          <w:highlight w:val="lightGray"/>
+        </w:rPr>
+        <w:t xml:space="preserve">: Persons Table -&gt; ID Column: 1, Name_En Column: Motasem Essam] -&gt; </w:t>
+      </w:r>
+      <w:r>
+        <w:rPr>
+          <w:rFonts w:ascii="Arial" w:eastAsia="Arial" w:hAnsi="Arial" w:cs="Arial"/>
+          <w:b/>
+          <w:color w:val="000000"/>
+          <w:sz w:val="18"/>
+          <w:highlight w:val="lightGray"/>
+        </w:rPr>
+        <w:t>From:</w:t>
+      </w:r>
+      <w:r>
+        <w:rPr>
+          <w:rFonts w:ascii="Arial" w:eastAsia="Arial" w:hAnsi="Arial" w:cs="Arial"/>
+          <w:color w:val="000000"/>
+          <w:sz w:val="18"/>
+          <w:highlight w:val="lightGray"/>
+        </w:rPr>
+        <w:t xml:space="preserve"> [Chatgpt (GPT</w:t>
+      </w:r>
+      <w:r>
+        <w:rPr>
+          <w:rFonts w:ascii="Arial" w:eastAsia="Arial" w:hAnsi="Arial" w:cs="Cambria Math"/>
+          <w:color w:val="000000"/>
+          <w:sz w:val="18"/>
+          <w:highlight w:val="lightGray"/>
         </w:rPr>
         <w:t>‑</w:t>
       </w:r>
       <w:r>
         <w:rPr>
-          <w:b/>
-          <w:sz w:val="14"/>
-          <w:szCs w:val="14"/>
-          <w:shd w:val="clear" w:color="auto" w:fill="B7B7B7"/>
-        </w:rPr>
-        <w:t>5 Mini) at [8/18/2025]</w:t>
+          <w:rFonts w:ascii="Arial" w:eastAsia="Arial" w:hAnsi="Arial" w:cs="Arial"/>
+          <w:color w:val="000000"/>
+          <w:sz w:val="18"/>
+          <w:highlight w:val="lightGray"/>
+        </w:rPr>
+        <w:t xml:space="preserve">5 Mini)] </w:t>
+      </w:r>
+      <w:r>
+        <w:rPr>
+          <w:rFonts w:ascii="Arial" w:eastAsia="Arial" w:hAnsi="Arial" w:cs="Arial"/>
+          <w:b/>
+          <w:color w:val="000000"/>
+          <w:sz w:val="18"/>
+          <w:highlight w:val="lightGray"/>
+        </w:rPr>
+        <w:t>on</w:t>
+      </w:r>
+      <w:r>
+        <w:rPr>
+          <w:rFonts w:ascii="Arial" w:eastAsia="Arial" w:hAnsi="Arial"/>
+          <w:sz w:val="18"/>
+          <w:highlight w:val="lightGray"/>
+        </w:rPr>
+        <w:t xml:space="preserve"> [8/18/2025]</w:t>
       </w:r>
     </w:p>
     <w:p>
@@ -1397,7 +1494,7 @@
           <w:ilvl w:val="0"/>
           <w:numId w:val="6"/>
         </w:numPr>
-        <w:spacing w:before="240"/>
+        <w:spacing w:before="240" w:after="0" w:line="276" w:lineRule="auto"/>
         <w:rPr>
           <w:rFonts w:ascii="Roboto Mono" w:eastAsia="Roboto Mono" w:hAnsi="Roboto Mono" w:cs="Roboto Mono"/>
         </w:rPr>
@@ -1421,16 +1518,15 @@
           <w:ilvl w:val="0"/>
           <w:numId w:val="6"/>
         </w:numPr>
-        <w:spacing w:after="240"/>
-        <w:rPr>
-          <w:rFonts w:ascii="Roboto Mono" w:eastAsia="Roboto Mono" w:hAnsi="Roboto Mono" w:cs="Roboto Mono"/>
-        </w:rPr>
-      </w:pPr>
-      <w:r>
-        <w:rPr>
-          <w:rFonts w:ascii="Roboto Mono" w:eastAsia="Roboto Mono" w:hAnsi="Roboto Mono" w:cs="Roboto Mono"/>
-        </w:rPr>
-        <w:lastRenderedPageBreak/>
+        <w:spacing w:after="240" w:line="276" w:lineRule="auto"/>
+        <w:rPr>
+          <w:rFonts w:ascii="Roboto Mono" w:eastAsia="Roboto Mono" w:hAnsi="Roboto Mono" w:cs="Roboto Mono"/>
+        </w:rPr>
+      </w:pPr>
+      <w:r>
+        <w:rPr>
+          <w:rFonts w:ascii="Roboto Mono" w:eastAsia="Roboto Mono" w:hAnsi="Roboto Mono" w:cs="Roboto Mono"/>
+        </w:rPr>
         <w:t>Ensure integration with payment gateway</w:t>
       </w:r>
       <w:r>
@@ -1442,7 +1538,7 @@
     </w:p>
     <w:p>
       <w:r>
-        <w:pict w14:anchorId="202FD209">
+        <w:pict w14:anchorId="34738F8C">
           <v:rect id="_x0000_i1028" style="width:0;height:1.5pt" o:hralign="center" o:hrstd="t" o:hr="t" fillcolor="#a0a0a0" stroked="f"/>
         </w:pict>
       </w:r>
@@ -1466,91 +1562,108 @@
       </w:pPr>
       <w:r>
         <w:rPr>
-          <w:b/>
-          <w:shd w:val="clear" w:color="auto" w:fill="B7B7B7"/>
-        </w:rPr>
-        <w:t># Source</w:t>
-      </w:r>
-      <w:r>
-        <w:rPr>
-          <w:shd w:val="clear" w:color="auto" w:fill="B7B7B7"/>
-        </w:rPr>
-        <w:t xml:space="preserve">: </w:t>
-      </w:r>
-      <w:proofErr w:type="spellStart"/>
-      <w:r>
-        <w:rPr>
-          <w:b/>
-          <w:shd w:val="clear" w:color="auto" w:fill="B7B7B7"/>
-        </w:rPr>
-        <w:t>Chatgpt</w:t>
-      </w:r>
-      <w:proofErr w:type="spellEnd"/>
-      <w:r>
-        <w:rPr>
-          <w:b/>
-          <w:shd w:val="clear" w:color="auto" w:fill="B7B7B7"/>
-        </w:rPr>
+          <w:rFonts w:ascii="Arial" w:eastAsia="Arial" w:hAnsi="Arial" w:cs="Arial"/>
+          <w:b/>
+          <w:color w:val="000000"/>
+          <w:sz w:val="18"/>
+          <w:highlight w:val="lightGray"/>
+        </w:rPr>
+        <w:t># Source: AI Source: Provided by: [Data Path</w:t>
+      </w:r>
+      <w:r>
+        <w:rPr>
+          <w:rFonts w:ascii="Arial" w:eastAsia="Arial" w:hAnsi="Arial" w:cs="Arial"/>
+          <w:color w:val="000000"/>
+          <w:sz w:val="18"/>
+          <w:highlight w:val="lightGray"/>
+        </w:rPr>
+        <w:t xml:space="preserve">: Persons Table -&gt; ID Column: 1, Name_En Column: Motasem Essam] -&gt; </w:t>
+      </w:r>
+      <w:r>
+        <w:rPr>
+          <w:rFonts w:ascii="Arial" w:eastAsia="Arial" w:hAnsi="Arial" w:cs="Arial"/>
+          <w:b/>
+          <w:color w:val="000000"/>
+          <w:sz w:val="18"/>
+          <w:highlight w:val="lightGray"/>
+        </w:rPr>
+        <w:t>From:</w:t>
+      </w:r>
+      <w:r>
+        <w:rPr>
+          <w:rFonts w:ascii="Arial" w:eastAsia="Arial" w:hAnsi="Arial" w:cs="Arial"/>
+          <w:color w:val="000000"/>
+          <w:sz w:val="18"/>
+          <w:highlight w:val="lightGray"/>
+        </w:rPr>
+        <w:t xml:space="preserve"> [Chatgpt (GPT</w:t>
+      </w:r>
+      <w:r>
+        <w:rPr>
+          <w:rFonts w:ascii="Arial" w:eastAsia="Arial" w:hAnsi="Arial" w:cs="Cambria Math"/>
+          <w:color w:val="000000"/>
+          <w:sz w:val="18"/>
+          <w:highlight w:val="lightGray"/>
+        </w:rPr>
+        <w:t>‑</w:t>
+      </w:r>
+      <w:r>
+        <w:rPr>
+          <w:rFonts w:ascii="Arial" w:eastAsia="Arial" w:hAnsi="Arial" w:cs="Arial"/>
+          <w:color w:val="000000"/>
+          <w:sz w:val="18"/>
+          <w:highlight w:val="lightGray"/>
+        </w:rPr>
+        <w:t xml:space="preserve">5 Mini)] </w:t>
+      </w:r>
+      <w:r>
+        <w:rPr>
+          <w:rFonts w:ascii="Arial" w:eastAsia="Arial" w:hAnsi="Arial" w:cs="Arial"/>
+          <w:b/>
+          <w:color w:val="000000"/>
+          <w:sz w:val="18"/>
+          <w:highlight w:val="lightGray"/>
+        </w:rPr>
+        <w:t>on</w:t>
+      </w:r>
+      <w:r>
+        <w:rPr>
+          <w:rFonts w:ascii="Arial" w:eastAsia="Arial" w:hAnsi="Arial"/>
+          <w:sz w:val="18"/>
+          <w:highlight w:val="lightGray"/>
+        </w:rPr>
+        <w:t xml:space="preserve"> [8/18/2025]</w:t>
+      </w:r>
+    </w:p>
+    <w:p>
+      <w:pPr>
+        <w:spacing w:before="240" w:after="240"/>
+        <w:rPr>
+          <w:rFonts w:ascii="Roboto Mono" w:eastAsia="Roboto Mono" w:hAnsi="Roboto Mono" w:cs="Roboto Mono"/>
+        </w:rPr>
+      </w:pPr>
+      <w:r>
+        <w:rPr>
+          <w:rFonts w:ascii="Roboto Mono" w:eastAsia="Roboto Mono" w:hAnsi="Roboto Mono" w:cs="Roboto Mono"/>
+          <w:b/>
+        </w:rPr>
+        <w:t>In Scope:</w:t>
+      </w:r>
+      <w:r>
+        <w:rPr>
+          <w:rFonts w:ascii="Roboto Mono" w:eastAsia="Roboto Mono" w:hAnsi="Roboto Mono" w:cs="Roboto Mono"/>
+        </w:rPr>
+        <w:t xml:space="preserve"> Cart, Checkout, Payment Gateway, Discounts</w:t>
+      </w:r>
+      <w:r>
+        <w:rPr>
+          <w:rFonts w:ascii="Roboto Mono" w:eastAsia="Roboto Mono" w:hAnsi="Roboto Mono" w:cs="Roboto Mono"/>
+        </w:rPr>
+        <w:br/>
         <w:t xml:space="preserve"> </w:t>
       </w:r>
       <w:r>
         <w:rPr>
-          <w:b/>
-          <w:sz w:val="14"/>
-          <w:szCs w:val="14"/>
-          <w:shd w:val="clear" w:color="auto" w:fill="B7B7B7"/>
-        </w:rPr>
-        <w:t>(GPT</w:t>
-      </w:r>
-      <w:r>
-        <w:rPr>
-          <w:rFonts w:ascii="Cambria Math" w:hAnsi="Cambria Math" w:cs="Cambria Math"/>
-          <w:b/>
-          <w:sz w:val="14"/>
-          <w:szCs w:val="14"/>
-          <w:shd w:val="clear" w:color="auto" w:fill="B7B7B7"/>
-        </w:rPr>
-        <w:t>‑</w:t>
-      </w:r>
-      <w:r>
-        <w:rPr>
-          <w:b/>
-          <w:sz w:val="14"/>
-          <w:szCs w:val="14"/>
-          <w:shd w:val="clear" w:color="auto" w:fill="B7B7B7"/>
-        </w:rPr>
-        <w:t>5 Mini) at [8/18/2025]</w:t>
-      </w:r>
-    </w:p>
-    <w:p>
-      <w:pPr>
-        <w:spacing w:before="240" w:after="240"/>
-        <w:rPr>
-          <w:rFonts w:ascii="Roboto Mono" w:eastAsia="Roboto Mono" w:hAnsi="Roboto Mono" w:cs="Roboto Mono"/>
-        </w:rPr>
-      </w:pPr>
-      <w:r>
-        <w:rPr>
-          <w:rFonts w:ascii="Roboto Mono" w:eastAsia="Roboto Mono" w:hAnsi="Roboto Mono" w:cs="Roboto Mono"/>
-          <w:b/>
-        </w:rPr>
-        <w:t>In Scope:</w:t>
-      </w:r>
-      <w:r>
-        <w:rPr>
-          <w:rFonts w:ascii="Roboto Mono" w:eastAsia="Roboto Mono" w:hAnsi="Roboto Mono" w:cs="Roboto Mono"/>
-        </w:rPr>
-        <w:t xml:space="preserve"> Cart, Checkout, Payment Gateway, Discounts</w:t>
-      </w:r>
-      <w:r>
-        <w:rPr>
-          <w:rFonts w:ascii="Roboto Mono" w:eastAsia="Roboto Mono" w:hAnsi="Roboto Mono" w:cs="Roboto Mono"/>
-        </w:rPr>
-        <w:br/>
-        <w:t xml:space="preserve"> </w:t>
-      </w:r>
-      <w:r>
-        <w:rPr>
           <w:rFonts w:ascii="Roboto Mono" w:eastAsia="Roboto Mono" w:hAnsi="Roboto Mono" w:cs="Roboto Mono"/>
           <w:b/>
         </w:rPr>
@@ -1565,7 +1678,7 @@
     </w:p>
     <w:p>
       <w:r>
-        <w:pict w14:anchorId="659974B7">
+        <w:pict w14:anchorId="5056B9FC">
           <v:rect id="_x0000_i1029" style="width:0;height:1.5pt" o:hralign="center" o:hrstd="t" o:hr="t" fillcolor="#a0a0a0" stroked="f"/>
         </w:pict>
       </w:r>
@@ -1589,60 +1702,77 @@
       </w:pPr>
       <w:r>
         <w:rPr>
-          <w:b/>
-          <w:shd w:val="clear" w:color="auto" w:fill="B7B7B7"/>
-        </w:rPr>
-        <w:t># Source</w:t>
-      </w:r>
-      <w:r>
-        <w:rPr>
-          <w:shd w:val="clear" w:color="auto" w:fill="B7B7B7"/>
-        </w:rPr>
-        <w:t xml:space="preserve">: </w:t>
-      </w:r>
-      <w:proofErr w:type="spellStart"/>
-      <w:r>
-        <w:rPr>
-          <w:b/>
-          <w:shd w:val="clear" w:color="auto" w:fill="B7B7B7"/>
-        </w:rPr>
-        <w:t>Chatgpt</w:t>
-      </w:r>
-      <w:proofErr w:type="spellEnd"/>
-      <w:r>
-        <w:rPr>
-          <w:b/>
-          <w:shd w:val="clear" w:color="auto" w:fill="B7B7B7"/>
-        </w:rPr>
-        <w:t xml:space="preserve"> </w:t>
-      </w:r>
-      <w:r>
-        <w:rPr>
-          <w:b/>
-          <w:sz w:val="14"/>
-          <w:szCs w:val="14"/>
-          <w:shd w:val="clear" w:color="auto" w:fill="B7B7B7"/>
-        </w:rPr>
-        <w:t>(GPT</w:t>
-      </w:r>
-      <w:r>
-        <w:rPr>
-          <w:rFonts w:ascii="Cambria Math" w:hAnsi="Cambria Math" w:cs="Cambria Math"/>
-          <w:b/>
-          <w:sz w:val="14"/>
-          <w:szCs w:val="14"/>
-          <w:shd w:val="clear" w:color="auto" w:fill="B7B7B7"/>
+          <w:rFonts w:ascii="Arial" w:eastAsia="Arial" w:hAnsi="Arial" w:cs="Arial"/>
+          <w:b/>
+          <w:color w:val="000000"/>
+          <w:sz w:val="18"/>
+          <w:highlight w:val="lightGray"/>
+        </w:rPr>
+        <w:t># Source: AI Source: Provided by: [Data Path</w:t>
+      </w:r>
+      <w:r>
+        <w:rPr>
+          <w:rFonts w:ascii="Arial" w:eastAsia="Arial" w:hAnsi="Arial" w:cs="Arial"/>
+          <w:color w:val="000000"/>
+          <w:sz w:val="18"/>
+          <w:highlight w:val="lightGray"/>
+        </w:rPr>
+        <w:t xml:space="preserve">: Persons Table -&gt; ID Column: 1, Name_En Column: Motasem Essam] -&gt; </w:t>
+      </w:r>
+      <w:r>
+        <w:rPr>
+          <w:rFonts w:ascii="Arial" w:eastAsia="Arial" w:hAnsi="Arial" w:cs="Arial"/>
+          <w:b/>
+          <w:color w:val="000000"/>
+          <w:sz w:val="18"/>
+          <w:highlight w:val="lightGray"/>
+        </w:rPr>
+        <w:t>From:</w:t>
+      </w:r>
+      <w:r>
+        <w:rPr>
+          <w:rFonts w:ascii="Arial" w:eastAsia="Arial" w:hAnsi="Arial" w:cs="Arial"/>
+          <w:color w:val="000000"/>
+          <w:sz w:val="18"/>
+          <w:highlight w:val="lightGray"/>
+        </w:rPr>
+        <w:t xml:space="preserve"> [Chatgpt (GPT</w:t>
+      </w:r>
+      <w:r>
+        <w:rPr>
+          <w:rFonts w:ascii="Arial" w:eastAsia="Arial" w:hAnsi="Arial" w:cs="Cambria Math"/>
+          <w:color w:val="000000"/>
+          <w:sz w:val="18"/>
+          <w:highlight w:val="lightGray"/>
         </w:rPr>
         <w:t>‑</w:t>
       </w:r>
       <w:r>
         <w:rPr>
-          <w:b/>
-          <w:sz w:val="14"/>
-          <w:szCs w:val="14"/>
-          <w:shd w:val="clear" w:color="auto" w:fill="B7B7B7"/>
-        </w:rPr>
-        <w:t>5 Mini) at [8/18/2025]</w:t>
+          <w:rFonts w:ascii="Arial" w:eastAsia="Arial" w:hAnsi="Arial" w:cs="Arial"/>
+          <w:color w:val="000000"/>
+          <w:sz w:val="18"/>
+          <w:highlight w:val="lightGray"/>
+        </w:rPr>
+        <w:t xml:space="preserve">5 Mini)] </w:t>
+      </w:r>
+      <w:r>
+        <w:rPr>
+          <w:rFonts w:ascii="Arial" w:eastAsia="Arial" w:hAnsi="Arial" w:cs="Arial"/>
+          <w:b/>
+          <w:color w:val="000000"/>
+          <w:sz w:val="18"/>
+          <w:highlight w:val="lightGray"/>
+        </w:rPr>
+        <w:t>on</w:t>
+      </w:r>
+      <w:r>
+        <w:rPr>
+          <w:rFonts w:ascii="Arial" w:eastAsia="Arial" w:hAnsi="Arial"/>
+          <w:sz w:val="18"/>
+          <w:highlight w:val="lightGray"/>
+        </w:rPr>
+        <w:t xml:space="preserve"> [8/18/2025]</w:t>
       </w:r>
     </w:p>
     <w:p>
@@ -1651,7 +1781,7 @@
           <w:ilvl w:val="0"/>
           <w:numId w:val="4"/>
         </w:numPr>
-        <w:spacing w:before="240"/>
+        <w:spacing w:before="240" w:after="0" w:line="276" w:lineRule="auto"/>
         <w:rPr>
           <w:rFonts w:ascii="Roboto Mono" w:eastAsia="Roboto Mono" w:hAnsi="Roboto Mono" w:cs="Roboto Mono"/>
         </w:rPr>
@@ -1675,6 +1805,7 @@
           <w:ilvl w:val="0"/>
           <w:numId w:val="4"/>
         </w:numPr>
+        <w:spacing w:after="0" w:line="276" w:lineRule="auto"/>
         <w:rPr>
           <w:rFonts w:ascii="Roboto Mono" w:eastAsia="Roboto Mono" w:hAnsi="Roboto Mono" w:cs="Roboto Mono"/>
         </w:rPr>
@@ -1698,7 +1829,7 @@
           <w:ilvl w:val="0"/>
           <w:numId w:val="4"/>
         </w:numPr>
-        <w:spacing w:after="240"/>
+        <w:spacing w:after="240" w:line="276" w:lineRule="auto"/>
         <w:rPr>
           <w:rFonts w:ascii="Roboto Mono" w:eastAsia="Roboto Mono" w:hAnsi="Roboto Mono" w:cs="Roboto Mono"/>
         </w:rPr>
@@ -1718,7 +1849,7 @@
     </w:p>
     <w:p>
       <w:r>
-        <w:pict w14:anchorId="4B1F7B54">
+        <w:pict w14:anchorId="2A29E75E">
           <v:rect id="_x0000_i1030" style="width:0;height:1.5pt" o:hralign="center" o:hrstd="t" o:hr="t" fillcolor="#a0a0a0" stroked="f"/>
         </w:pict>
       </w:r>
@@ -1739,60 +1870,77 @@
       </w:pPr>
       <w:r>
         <w:rPr>
-          <w:b/>
-          <w:shd w:val="clear" w:color="auto" w:fill="B7B7B7"/>
-        </w:rPr>
-        <w:t># Source</w:t>
-      </w:r>
-      <w:r>
-        <w:rPr>
-          <w:shd w:val="clear" w:color="auto" w:fill="B7B7B7"/>
-        </w:rPr>
-        <w:t xml:space="preserve">: </w:t>
-      </w:r>
-      <w:proofErr w:type="spellStart"/>
-      <w:r>
-        <w:rPr>
-          <w:b/>
-          <w:shd w:val="clear" w:color="auto" w:fill="B7B7B7"/>
-        </w:rPr>
-        <w:t>Chatgpt</w:t>
-      </w:r>
-      <w:proofErr w:type="spellEnd"/>
-      <w:r>
-        <w:rPr>
-          <w:b/>
-          <w:shd w:val="clear" w:color="auto" w:fill="B7B7B7"/>
-        </w:rPr>
-        <w:t xml:space="preserve"> </w:t>
-      </w:r>
-      <w:r>
-        <w:rPr>
-          <w:b/>
-          <w:sz w:val="14"/>
-          <w:szCs w:val="14"/>
-          <w:shd w:val="clear" w:color="auto" w:fill="B7B7B7"/>
-        </w:rPr>
-        <w:t>(GPT</w:t>
-      </w:r>
-      <w:r>
-        <w:rPr>
-          <w:rFonts w:ascii="Cambria Math" w:hAnsi="Cambria Math" w:cs="Cambria Math"/>
-          <w:b/>
-          <w:sz w:val="14"/>
-          <w:szCs w:val="14"/>
-          <w:shd w:val="clear" w:color="auto" w:fill="B7B7B7"/>
+          <w:rFonts w:ascii="Arial" w:eastAsia="Arial" w:hAnsi="Arial" w:cs="Arial"/>
+          <w:b/>
+          <w:color w:val="000000"/>
+          <w:sz w:val="18"/>
+          <w:highlight w:val="lightGray"/>
+        </w:rPr>
+        <w:t># Source: AI Source: Provided by: [Data Path</w:t>
+      </w:r>
+      <w:r>
+        <w:rPr>
+          <w:rFonts w:ascii="Arial" w:eastAsia="Arial" w:hAnsi="Arial" w:cs="Arial"/>
+          <w:color w:val="000000"/>
+          <w:sz w:val="18"/>
+          <w:highlight w:val="lightGray"/>
+        </w:rPr>
+        <w:t xml:space="preserve">: Persons Table -&gt; ID Column: 1, Name_En Column: Motasem Essam] -&gt; </w:t>
+      </w:r>
+      <w:r>
+        <w:rPr>
+          <w:rFonts w:ascii="Arial" w:eastAsia="Arial" w:hAnsi="Arial" w:cs="Arial"/>
+          <w:b/>
+          <w:color w:val="000000"/>
+          <w:sz w:val="18"/>
+          <w:highlight w:val="lightGray"/>
+        </w:rPr>
+        <w:t>From:</w:t>
+      </w:r>
+      <w:r>
+        <w:rPr>
+          <w:rFonts w:ascii="Arial" w:eastAsia="Arial" w:hAnsi="Arial" w:cs="Arial"/>
+          <w:color w:val="000000"/>
+          <w:sz w:val="18"/>
+          <w:highlight w:val="lightGray"/>
+        </w:rPr>
+        <w:t xml:space="preserve"> [Chatgpt (GPT</w:t>
+      </w:r>
+      <w:r>
+        <w:rPr>
+          <w:rFonts w:ascii="Arial" w:eastAsia="Arial" w:hAnsi="Arial" w:cs="Cambria Math"/>
+          <w:color w:val="000000"/>
+          <w:sz w:val="18"/>
+          <w:highlight w:val="lightGray"/>
         </w:rPr>
         <w:t>‑</w:t>
       </w:r>
       <w:r>
         <w:rPr>
-          <w:b/>
-          <w:sz w:val="14"/>
-          <w:szCs w:val="14"/>
-          <w:shd w:val="clear" w:color="auto" w:fill="B7B7B7"/>
-        </w:rPr>
-        <w:t>5 Mini) at [8/18/2025]</w:t>
+          <w:rFonts w:ascii="Arial" w:eastAsia="Arial" w:hAnsi="Arial" w:cs="Arial"/>
+          <w:color w:val="000000"/>
+          <w:sz w:val="18"/>
+          <w:highlight w:val="lightGray"/>
+        </w:rPr>
+        <w:t xml:space="preserve">5 Mini)] </w:t>
+      </w:r>
+      <w:r>
+        <w:rPr>
+          <w:rFonts w:ascii="Arial" w:eastAsia="Arial" w:hAnsi="Arial" w:cs="Arial"/>
+          <w:b/>
+          <w:color w:val="000000"/>
+          <w:sz w:val="18"/>
+          <w:highlight w:val="lightGray"/>
+        </w:rPr>
+        <w:t>on</w:t>
+      </w:r>
+      <w:r>
+        <w:rPr>
+          <w:rFonts w:ascii="Arial" w:eastAsia="Arial" w:hAnsi="Arial"/>
+          <w:sz w:val="18"/>
+          <w:highlight w:val="lightGray"/>
+        </w:rPr>
+        <w:t xml:space="preserve"> [8/18/2025]</w:t>
       </w:r>
     </w:p>
     <w:p>
@@ -1801,7 +1949,7 @@
           <w:ilvl w:val="0"/>
           <w:numId w:val="2"/>
         </w:numPr>
-        <w:spacing w:before="240"/>
+        <w:spacing w:before="240" w:after="0" w:line="276" w:lineRule="auto"/>
         <w:rPr>
           <w:rFonts w:ascii="Roboto Mono" w:eastAsia="Roboto Mono" w:hAnsi="Roboto Mono" w:cs="Roboto Mono"/>
         </w:rPr>
@@ -1825,6 +1973,7 @@
           <w:ilvl w:val="0"/>
           <w:numId w:val="2"/>
         </w:numPr>
+        <w:spacing w:after="0" w:line="276" w:lineRule="auto"/>
         <w:rPr>
           <w:rFonts w:ascii="Roboto Mono" w:eastAsia="Roboto Mono" w:hAnsi="Roboto Mono" w:cs="Roboto Mono"/>
         </w:rPr>
@@ -1848,6 +1997,7 @@
           <w:ilvl w:val="1"/>
           <w:numId w:val="2"/>
         </w:numPr>
+        <w:spacing w:after="0" w:line="276" w:lineRule="auto"/>
         <w:rPr>
           <w:rFonts w:ascii="Roboto Mono" w:eastAsia="Roboto Mono" w:hAnsi="Roboto Mono" w:cs="Roboto Mono"/>
         </w:rPr>
@@ -1871,6 +2021,7 @@
           <w:ilvl w:val="1"/>
           <w:numId w:val="2"/>
         </w:numPr>
+        <w:spacing w:after="0" w:line="276" w:lineRule="auto"/>
         <w:rPr>
           <w:rFonts w:ascii="Roboto Mono" w:eastAsia="Roboto Mono" w:hAnsi="Roboto Mono" w:cs="Roboto Mono"/>
         </w:rPr>
@@ -1894,6 +2045,7 @@
           <w:ilvl w:val="1"/>
           <w:numId w:val="2"/>
         </w:numPr>
+        <w:spacing w:after="0" w:line="276" w:lineRule="auto"/>
         <w:rPr>
           <w:rFonts w:ascii="Roboto Mono" w:eastAsia="Roboto Mono" w:hAnsi="Roboto Mono" w:cs="Roboto Mono"/>
         </w:rPr>
@@ -1917,13 +2069,12 @@
           <w:ilvl w:val="0"/>
           <w:numId w:val="2"/>
         </w:numPr>
-        <w:spacing w:after="240"/>
-      </w:pPr>
-      <w:r>
-        <w:rPr>
-          <w:rFonts w:ascii="Roboto Mono" w:eastAsia="Roboto Mono" w:hAnsi="Roboto Mono" w:cs="Roboto Mono"/>
-        </w:rPr>
-        <w:lastRenderedPageBreak/>
+        <w:spacing w:after="240" w:line="276" w:lineRule="auto"/>
+      </w:pPr>
+      <w:r>
+        <w:rPr>
+          <w:rFonts w:ascii="Roboto Mono" w:eastAsia="Roboto Mono" w:hAnsi="Roboto Mono" w:cs="Roboto Mono"/>
+        </w:rPr>
         <w:t>Execution Coverage: 100%</w:t>
       </w:r>
       <w:r>
@@ -1932,7 +2083,7 @@
     </w:p>
     <w:p>
       <w:r>
-        <w:pict w14:anchorId="11CB201B">
+        <w:pict w14:anchorId="249DCD6D">
           <v:rect id="_x0000_i1031" style="width:0;height:1.5pt" o:hralign="center" o:hrstd="t" o:hr="t" fillcolor="#a0a0a0" stroked="f"/>
         </w:pict>
       </w:r>
@@ -1956,60 +2107,77 @@
       </w:pPr>
       <w:r>
         <w:rPr>
-          <w:b/>
-          <w:shd w:val="clear" w:color="auto" w:fill="B7B7B7"/>
-        </w:rPr>
-        <w:t># Source</w:t>
-      </w:r>
-      <w:r>
-        <w:rPr>
-          <w:shd w:val="clear" w:color="auto" w:fill="B7B7B7"/>
-        </w:rPr>
-        <w:t xml:space="preserve">: </w:t>
-      </w:r>
-      <w:proofErr w:type="spellStart"/>
-      <w:r>
-        <w:rPr>
-          <w:b/>
-          <w:shd w:val="clear" w:color="auto" w:fill="B7B7B7"/>
-        </w:rPr>
-        <w:t>Chatgpt</w:t>
-      </w:r>
-      <w:proofErr w:type="spellEnd"/>
-      <w:r>
-        <w:rPr>
-          <w:b/>
-          <w:shd w:val="clear" w:color="auto" w:fill="B7B7B7"/>
-        </w:rPr>
-        <w:t xml:space="preserve"> </w:t>
-      </w:r>
-      <w:r>
-        <w:rPr>
-          <w:b/>
-          <w:sz w:val="14"/>
-          <w:szCs w:val="14"/>
-          <w:shd w:val="clear" w:color="auto" w:fill="B7B7B7"/>
-        </w:rPr>
-        <w:t>(GPT</w:t>
-      </w:r>
-      <w:r>
-        <w:rPr>
-          <w:rFonts w:ascii="Cambria Math" w:hAnsi="Cambria Math" w:cs="Cambria Math"/>
-          <w:b/>
-          <w:sz w:val="14"/>
-          <w:szCs w:val="14"/>
-          <w:shd w:val="clear" w:color="auto" w:fill="B7B7B7"/>
+          <w:rFonts w:ascii="Arial" w:eastAsia="Arial" w:hAnsi="Arial" w:cs="Arial"/>
+          <w:b/>
+          <w:color w:val="000000"/>
+          <w:sz w:val="18"/>
+          <w:highlight w:val="lightGray"/>
+        </w:rPr>
+        <w:t># Source: AI Source: Provided by: [Data Path</w:t>
+      </w:r>
+      <w:r>
+        <w:rPr>
+          <w:rFonts w:ascii="Arial" w:eastAsia="Arial" w:hAnsi="Arial" w:cs="Arial"/>
+          <w:color w:val="000000"/>
+          <w:sz w:val="18"/>
+          <w:highlight w:val="lightGray"/>
+        </w:rPr>
+        <w:t xml:space="preserve">: Persons Table -&gt; ID Column: 1, Name_En Column: Motasem Essam] -&gt; </w:t>
+      </w:r>
+      <w:r>
+        <w:rPr>
+          <w:rFonts w:ascii="Arial" w:eastAsia="Arial" w:hAnsi="Arial" w:cs="Arial"/>
+          <w:b/>
+          <w:color w:val="000000"/>
+          <w:sz w:val="18"/>
+          <w:highlight w:val="lightGray"/>
+        </w:rPr>
+        <w:t>From:</w:t>
+      </w:r>
+      <w:r>
+        <w:rPr>
+          <w:rFonts w:ascii="Arial" w:eastAsia="Arial" w:hAnsi="Arial" w:cs="Arial"/>
+          <w:color w:val="000000"/>
+          <w:sz w:val="18"/>
+          <w:highlight w:val="lightGray"/>
+        </w:rPr>
+        <w:t xml:space="preserve"> [Chatgpt (GPT</w:t>
+      </w:r>
+      <w:r>
+        <w:rPr>
+          <w:rFonts w:ascii="Arial" w:eastAsia="Arial" w:hAnsi="Arial" w:cs="Cambria Math"/>
+          <w:color w:val="000000"/>
+          <w:sz w:val="18"/>
+          <w:highlight w:val="lightGray"/>
         </w:rPr>
         <w:t>‑</w:t>
       </w:r>
       <w:r>
         <w:rPr>
-          <w:b/>
-          <w:sz w:val="14"/>
-          <w:szCs w:val="14"/>
-          <w:shd w:val="clear" w:color="auto" w:fill="B7B7B7"/>
-        </w:rPr>
-        <w:t>5 Mini) at [8/18/2025]</w:t>
+          <w:rFonts w:ascii="Arial" w:eastAsia="Arial" w:hAnsi="Arial" w:cs="Arial"/>
+          <w:color w:val="000000"/>
+          <w:sz w:val="18"/>
+          <w:highlight w:val="lightGray"/>
+        </w:rPr>
+        <w:t xml:space="preserve">5 Mini)] </w:t>
+      </w:r>
+      <w:r>
+        <w:rPr>
+          <w:rFonts w:ascii="Arial" w:eastAsia="Arial" w:hAnsi="Arial" w:cs="Arial"/>
+          <w:b/>
+          <w:color w:val="000000"/>
+          <w:sz w:val="18"/>
+          <w:highlight w:val="lightGray"/>
+        </w:rPr>
+        <w:t>on</w:t>
+      </w:r>
+      <w:r>
+        <w:rPr>
+          <w:rFonts w:ascii="Arial" w:eastAsia="Arial" w:hAnsi="Arial"/>
+          <w:sz w:val="18"/>
+          <w:highlight w:val="lightGray"/>
+        </w:rPr>
+        <w:t xml:space="preserve"> [8/18/2025]</w:t>
       </w:r>
     </w:p>
     <w:p>
@@ -2018,7 +2186,7 @@
           <w:ilvl w:val="0"/>
           <w:numId w:val="11"/>
         </w:numPr>
-        <w:spacing w:before="240"/>
+        <w:spacing w:before="240" w:after="0" w:line="276" w:lineRule="auto"/>
         <w:rPr>
           <w:rFonts w:ascii="Roboto Mono" w:eastAsia="Roboto Mono" w:hAnsi="Roboto Mono" w:cs="Roboto Mono"/>
         </w:rPr>
@@ -2042,6 +2210,7 @@
           <w:ilvl w:val="1"/>
           <w:numId w:val="11"/>
         </w:numPr>
+        <w:spacing w:after="0" w:line="276" w:lineRule="auto"/>
         <w:rPr>
           <w:rFonts w:ascii="Roboto Mono" w:eastAsia="Roboto Mono" w:hAnsi="Roboto Mono" w:cs="Roboto Mono"/>
         </w:rPr>
@@ -2065,6 +2234,7 @@
           <w:ilvl w:val="1"/>
           <w:numId w:val="11"/>
         </w:numPr>
+        <w:spacing w:after="0" w:line="276" w:lineRule="auto"/>
         <w:rPr>
           <w:rFonts w:ascii="Roboto Mono" w:eastAsia="Roboto Mono" w:hAnsi="Roboto Mono" w:cs="Roboto Mono"/>
         </w:rPr>
@@ -2088,6 +2258,7 @@
           <w:ilvl w:val="1"/>
           <w:numId w:val="11"/>
         </w:numPr>
+        <w:spacing w:after="0" w:line="276" w:lineRule="auto"/>
         <w:rPr>
           <w:rFonts w:ascii="Roboto Mono" w:eastAsia="Roboto Mono" w:hAnsi="Roboto Mono" w:cs="Roboto Mono"/>
         </w:rPr>
@@ -2111,7 +2282,7 @@
           <w:ilvl w:val="0"/>
           <w:numId w:val="11"/>
         </w:numPr>
-        <w:spacing w:after="240"/>
+        <w:spacing w:after="240" w:line="276" w:lineRule="auto"/>
       </w:pPr>
       <w:r>
         <w:rPr>
@@ -2125,7 +2296,7 @@
     </w:p>
     <w:p>
       <w:r>
-        <w:pict w14:anchorId="389B7670">
+        <w:pict w14:anchorId="54DEA4FD">
           <v:rect id="_x0000_i1032" style="width:0;height:1.5pt" o:hralign="center" o:hrstd="t" o:hr="t" fillcolor="#a0a0a0" stroked="f"/>
         </w:pict>
       </w:r>
@@ -2149,60 +2320,77 @@
       </w:pPr>
       <w:r>
         <w:rPr>
-          <w:b/>
-          <w:shd w:val="clear" w:color="auto" w:fill="B7B7B7"/>
-        </w:rPr>
-        <w:t># Source</w:t>
-      </w:r>
-      <w:r>
-        <w:rPr>
-          <w:shd w:val="clear" w:color="auto" w:fill="B7B7B7"/>
-        </w:rPr>
-        <w:t xml:space="preserve">: </w:t>
-      </w:r>
-      <w:proofErr w:type="spellStart"/>
-      <w:r>
-        <w:rPr>
-          <w:b/>
-          <w:shd w:val="clear" w:color="auto" w:fill="B7B7B7"/>
-        </w:rPr>
-        <w:t>Chatgpt</w:t>
-      </w:r>
-      <w:proofErr w:type="spellEnd"/>
-      <w:r>
-        <w:rPr>
-          <w:b/>
-          <w:shd w:val="clear" w:color="auto" w:fill="B7B7B7"/>
-        </w:rPr>
-        <w:t xml:space="preserve"> </w:t>
-      </w:r>
-      <w:r>
-        <w:rPr>
-          <w:b/>
-          <w:sz w:val="14"/>
-          <w:szCs w:val="14"/>
-          <w:shd w:val="clear" w:color="auto" w:fill="B7B7B7"/>
-        </w:rPr>
-        <w:t>(GPT</w:t>
-      </w:r>
-      <w:r>
-        <w:rPr>
-          <w:rFonts w:ascii="Cambria Math" w:hAnsi="Cambria Math" w:cs="Cambria Math"/>
-          <w:b/>
-          <w:sz w:val="14"/>
-          <w:szCs w:val="14"/>
-          <w:shd w:val="clear" w:color="auto" w:fill="B7B7B7"/>
+          <w:rFonts w:ascii="Arial" w:eastAsia="Arial" w:hAnsi="Arial" w:cs="Arial"/>
+          <w:b/>
+          <w:color w:val="000000"/>
+          <w:sz w:val="18"/>
+          <w:highlight w:val="lightGray"/>
+        </w:rPr>
+        <w:t># Source: AI Source: Provided by: [Data Path</w:t>
+      </w:r>
+      <w:r>
+        <w:rPr>
+          <w:rFonts w:ascii="Arial" w:eastAsia="Arial" w:hAnsi="Arial" w:cs="Arial"/>
+          <w:color w:val="000000"/>
+          <w:sz w:val="18"/>
+          <w:highlight w:val="lightGray"/>
+        </w:rPr>
+        <w:t xml:space="preserve">: Persons Table -&gt; ID Column: 1, Name_En Column: Motasem Essam] -&gt; </w:t>
+      </w:r>
+      <w:r>
+        <w:rPr>
+          <w:rFonts w:ascii="Arial" w:eastAsia="Arial" w:hAnsi="Arial" w:cs="Arial"/>
+          <w:b/>
+          <w:color w:val="000000"/>
+          <w:sz w:val="18"/>
+          <w:highlight w:val="lightGray"/>
+        </w:rPr>
+        <w:t>From:</w:t>
+      </w:r>
+      <w:r>
+        <w:rPr>
+          <w:rFonts w:ascii="Arial" w:eastAsia="Arial" w:hAnsi="Arial" w:cs="Arial"/>
+          <w:color w:val="000000"/>
+          <w:sz w:val="18"/>
+          <w:highlight w:val="lightGray"/>
+        </w:rPr>
+        <w:t xml:space="preserve"> [Chatgpt (GPT</w:t>
+      </w:r>
+      <w:r>
+        <w:rPr>
+          <w:rFonts w:ascii="Arial" w:eastAsia="Arial" w:hAnsi="Arial" w:cs="Cambria Math"/>
+          <w:color w:val="000000"/>
+          <w:sz w:val="18"/>
+          <w:highlight w:val="lightGray"/>
         </w:rPr>
         <w:t>‑</w:t>
       </w:r>
       <w:r>
         <w:rPr>
-          <w:b/>
-          <w:sz w:val="14"/>
-          <w:szCs w:val="14"/>
-          <w:shd w:val="clear" w:color="auto" w:fill="B7B7B7"/>
-        </w:rPr>
-        <w:t>5 Mini) at [8/18/2025]</w:t>
+          <w:rFonts w:ascii="Arial" w:eastAsia="Arial" w:hAnsi="Arial" w:cs="Arial"/>
+          <w:color w:val="000000"/>
+          <w:sz w:val="18"/>
+          <w:highlight w:val="lightGray"/>
+        </w:rPr>
+        <w:t xml:space="preserve">5 Mini)] </w:t>
+      </w:r>
+      <w:r>
+        <w:rPr>
+          <w:rFonts w:ascii="Arial" w:eastAsia="Arial" w:hAnsi="Arial" w:cs="Arial"/>
+          <w:b/>
+          <w:color w:val="000000"/>
+          <w:sz w:val="18"/>
+          <w:highlight w:val="lightGray"/>
+        </w:rPr>
+        <w:t>on</w:t>
+      </w:r>
+      <w:r>
+        <w:rPr>
+          <w:rFonts w:ascii="Arial" w:eastAsia="Arial" w:hAnsi="Arial"/>
+          <w:sz w:val="18"/>
+          <w:highlight w:val="lightGray"/>
+        </w:rPr>
+        <w:t xml:space="preserve"> [8/18/2025]</w:t>
       </w:r>
     </w:p>
     <w:p>
@@ -2211,7 +2399,7 @@
           <w:ilvl w:val="0"/>
           <w:numId w:val="9"/>
         </w:numPr>
-        <w:spacing w:before="240"/>
+        <w:spacing w:before="240" w:after="0" w:line="276" w:lineRule="auto"/>
         <w:rPr>
           <w:rFonts w:ascii="Roboto Mono" w:eastAsia="Roboto Mono" w:hAnsi="Roboto Mono" w:cs="Roboto Mono"/>
         </w:rPr>
@@ -2235,6 +2423,7 @@
           <w:ilvl w:val="0"/>
           <w:numId w:val="9"/>
         </w:numPr>
+        <w:spacing w:after="0" w:line="276" w:lineRule="auto"/>
         <w:rPr>
           <w:rFonts w:ascii="Roboto Mono" w:eastAsia="Roboto Mono" w:hAnsi="Roboto Mono" w:cs="Roboto Mono"/>
         </w:rPr>
@@ -2258,7 +2447,7 @@
           <w:ilvl w:val="0"/>
           <w:numId w:val="9"/>
         </w:numPr>
-        <w:spacing w:after="240"/>
+        <w:spacing w:after="240" w:line="276" w:lineRule="auto"/>
       </w:pPr>
       <w:r>
         <w:rPr>
@@ -2272,7 +2461,7 @@
     </w:p>
     <w:p>
       <w:r>
-        <w:pict w14:anchorId="3F1B7D3B">
+        <w:pict w14:anchorId="7C6C684E">
           <v:rect id="_x0000_i1033" style="width:0;height:1.5pt" o:hralign="center" o:hrstd="t" o:hr="t" fillcolor="#a0a0a0" stroked="f"/>
         </w:pict>
       </w:r>
@@ -2296,60 +2485,77 @@
       </w:pPr>
       <w:r>
         <w:rPr>
-          <w:b/>
-          <w:shd w:val="clear" w:color="auto" w:fill="B7B7B7"/>
-        </w:rPr>
-        <w:t># Source</w:t>
-      </w:r>
-      <w:r>
-        <w:rPr>
-          <w:shd w:val="clear" w:color="auto" w:fill="B7B7B7"/>
-        </w:rPr>
-        <w:t xml:space="preserve">: </w:t>
-      </w:r>
-      <w:proofErr w:type="spellStart"/>
-      <w:r>
-        <w:rPr>
-          <w:b/>
-          <w:shd w:val="clear" w:color="auto" w:fill="B7B7B7"/>
-        </w:rPr>
-        <w:t>Chatgpt</w:t>
-      </w:r>
-      <w:proofErr w:type="spellEnd"/>
-      <w:r>
-        <w:rPr>
-          <w:b/>
-          <w:shd w:val="clear" w:color="auto" w:fill="B7B7B7"/>
-        </w:rPr>
-        <w:t xml:space="preserve"> </w:t>
-      </w:r>
-      <w:r>
-        <w:rPr>
-          <w:b/>
-          <w:sz w:val="14"/>
-          <w:szCs w:val="14"/>
-          <w:shd w:val="clear" w:color="auto" w:fill="B7B7B7"/>
-        </w:rPr>
-        <w:t>(GPT</w:t>
-      </w:r>
-      <w:r>
-        <w:rPr>
-          <w:rFonts w:ascii="Cambria Math" w:hAnsi="Cambria Math" w:cs="Cambria Math"/>
-          <w:b/>
-          <w:sz w:val="14"/>
-          <w:szCs w:val="14"/>
-          <w:shd w:val="clear" w:color="auto" w:fill="B7B7B7"/>
+          <w:rFonts w:ascii="Arial" w:eastAsia="Arial" w:hAnsi="Arial" w:cs="Arial"/>
+          <w:b/>
+          <w:color w:val="000000"/>
+          <w:sz w:val="18"/>
+          <w:highlight w:val="lightGray"/>
+        </w:rPr>
+        <w:t># Source: AI Source: Provided by: [Data Path</w:t>
+      </w:r>
+      <w:r>
+        <w:rPr>
+          <w:rFonts w:ascii="Arial" w:eastAsia="Arial" w:hAnsi="Arial" w:cs="Arial"/>
+          <w:color w:val="000000"/>
+          <w:sz w:val="18"/>
+          <w:highlight w:val="lightGray"/>
+        </w:rPr>
+        <w:t xml:space="preserve">: Persons Table -&gt; ID Column: 1, Name_En Column: Motasem Essam] -&gt; </w:t>
+      </w:r>
+      <w:r>
+        <w:rPr>
+          <w:rFonts w:ascii="Arial" w:eastAsia="Arial" w:hAnsi="Arial" w:cs="Arial"/>
+          <w:b/>
+          <w:color w:val="000000"/>
+          <w:sz w:val="18"/>
+          <w:highlight w:val="lightGray"/>
+        </w:rPr>
+        <w:t>From:</w:t>
+      </w:r>
+      <w:r>
+        <w:rPr>
+          <w:rFonts w:ascii="Arial" w:eastAsia="Arial" w:hAnsi="Arial" w:cs="Arial"/>
+          <w:color w:val="000000"/>
+          <w:sz w:val="18"/>
+          <w:highlight w:val="lightGray"/>
+        </w:rPr>
+        <w:t xml:space="preserve"> [Chatgpt (GPT</w:t>
+      </w:r>
+      <w:r>
+        <w:rPr>
+          <w:rFonts w:ascii="Arial" w:eastAsia="Arial" w:hAnsi="Arial" w:cs="Cambria Math"/>
+          <w:color w:val="000000"/>
+          <w:sz w:val="18"/>
+          <w:highlight w:val="lightGray"/>
         </w:rPr>
         <w:t>‑</w:t>
       </w:r>
       <w:r>
         <w:rPr>
-          <w:b/>
-          <w:sz w:val="14"/>
-          <w:szCs w:val="14"/>
-          <w:shd w:val="clear" w:color="auto" w:fill="B7B7B7"/>
-        </w:rPr>
-        <w:t>5 Mini) at [8/18/2025]</w:t>
+          <w:rFonts w:ascii="Arial" w:eastAsia="Arial" w:hAnsi="Arial" w:cs="Arial"/>
+          <w:color w:val="000000"/>
+          <w:sz w:val="18"/>
+          <w:highlight w:val="lightGray"/>
+        </w:rPr>
+        <w:t xml:space="preserve">5 Mini)] </w:t>
+      </w:r>
+      <w:r>
+        <w:rPr>
+          <w:rFonts w:ascii="Arial" w:eastAsia="Arial" w:hAnsi="Arial" w:cs="Arial"/>
+          <w:b/>
+          <w:color w:val="000000"/>
+          <w:sz w:val="18"/>
+          <w:highlight w:val="lightGray"/>
+        </w:rPr>
+        <w:t>on</w:t>
+      </w:r>
+      <w:r>
+        <w:rPr>
+          <w:rFonts w:ascii="Arial" w:eastAsia="Arial" w:hAnsi="Arial"/>
+          <w:sz w:val="18"/>
+          <w:highlight w:val="lightGray"/>
+        </w:rPr>
+        <w:t xml:space="preserve"> [8/18/2025]</w:t>
       </w:r>
     </w:p>
     <w:p>
@@ -2358,7 +2564,7 @@
           <w:ilvl w:val="0"/>
           <w:numId w:val="12"/>
         </w:numPr>
-        <w:spacing w:before="240"/>
+        <w:spacing w:before="240" w:after="0" w:line="276" w:lineRule="auto"/>
         <w:rPr>
           <w:rFonts w:ascii="Roboto Mono" w:eastAsia="Roboto Mono" w:hAnsi="Roboto Mono" w:cs="Roboto Mono"/>
         </w:rPr>
@@ -2382,16 +2588,15 @@
           <w:ilvl w:val="0"/>
           <w:numId w:val="12"/>
         </w:numPr>
-        <w:spacing w:after="240"/>
-        <w:rPr>
-          <w:rFonts w:ascii="Roboto Mono" w:eastAsia="Roboto Mono" w:hAnsi="Roboto Mono" w:cs="Roboto Mono"/>
-        </w:rPr>
-      </w:pPr>
-      <w:r>
-        <w:rPr>
-          <w:rFonts w:ascii="Roboto Mono" w:eastAsia="Roboto Mono" w:hAnsi="Roboto Mono" w:cs="Roboto Mono"/>
-        </w:rPr>
-        <w:lastRenderedPageBreak/>
+        <w:spacing w:after="240" w:line="276" w:lineRule="auto"/>
+        <w:rPr>
+          <w:rFonts w:ascii="Roboto Mono" w:eastAsia="Roboto Mono" w:hAnsi="Roboto Mono" w:cs="Roboto Mono"/>
+        </w:rPr>
+      </w:pPr>
+      <w:r>
+        <w:rPr>
+          <w:rFonts w:ascii="Roboto Mono" w:eastAsia="Roboto Mono" w:hAnsi="Roboto Mono" w:cs="Roboto Mono"/>
+        </w:rPr>
         <w:t>Minor UI defects remain open.</w:t>
       </w:r>
       <w:r>
@@ -2403,7 +2608,7 @@
     </w:p>
     <w:p>
       <w:r>
-        <w:pict w14:anchorId="1CA01268">
+        <w:pict w14:anchorId="65EA75D7">
           <v:rect id="_x0000_i1034" style="width:0;height:1.5pt" o:hralign="center" o:hrstd="t" o:hr="t" fillcolor="#a0a0a0" stroked="f"/>
         </w:pict>
       </w:r>
@@ -2430,60 +2635,77 @@
       </w:pPr>
       <w:r>
         <w:rPr>
-          <w:b/>
-          <w:shd w:val="clear" w:color="auto" w:fill="B7B7B7"/>
-        </w:rPr>
-        <w:t># Source</w:t>
-      </w:r>
-      <w:r>
-        <w:rPr>
-          <w:shd w:val="clear" w:color="auto" w:fill="B7B7B7"/>
-        </w:rPr>
-        <w:t xml:space="preserve">: </w:t>
-      </w:r>
-      <w:proofErr w:type="spellStart"/>
-      <w:r>
-        <w:rPr>
-          <w:b/>
-          <w:shd w:val="clear" w:color="auto" w:fill="B7B7B7"/>
-        </w:rPr>
-        <w:t>Chatgpt</w:t>
-      </w:r>
-      <w:proofErr w:type="spellEnd"/>
-      <w:r>
-        <w:rPr>
-          <w:b/>
-          <w:shd w:val="clear" w:color="auto" w:fill="B7B7B7"/>
-        </w:rPr>
-        <w:t xml:space="preserve"> </w:t>
-      </w:r>
-      <w:r>
-        <w:rPr>
-          <w:b/>
-          <w:sz w:val="14"/>
-          <w:szCs w:val="14"/>
-          <w:shd w:val="clear" w:color="auto" w:fill="B7B7B7"/>
-        </w:rPr>
-        <w:t>(GPT</w:t>
-      </w:r>
-      <w:r>
-        <w:rPr>
-          <w:rFonts w:ascii="Cambria Math" w:hAnsi="Cambria Math" w:cs="Cambria Math"/>
-          <w:b/>
-          <w:sz w:val="14"/>
-          <w:szCs w:val="14"/>
-          <w:shd w:val="clear" w:color="auto" w:fill="B7B7B7"/>
+          <w:rFonts w:ascii="Arial" w:eastAsia="Arial" w:hAnsi="Arial" w:cs="Arial"/>
+          <w:b/>
+          <w:color w:val="000000"/>
+          <w:sz w:val="18"/>
+          <w:highlight w:val="lightGray"/>
+        </w:rPr>
+        <w:t># Source: AI Source: Provided by: [Data Path</w:t>
+      </w:r>
+      <w:r>
+        <w:rPr>
+          <w:rFonts w:ascii="Arial" w:eastAsia="Arial" w:hAnsi="Arial" w:cs="Arial"/>
+          <w:color w:val="000000"/>
+          <w:sz w:val="18"/>
+          <w:highlight w:val="lightGray"/>
+        </w:rPr>
+        <w:t xml:space="preserve">: Persons Table -&gt; ID Column: 1, Name_En Column: Motasem Essam] -&gt; </w:t>
+      </w:r>
+      <w:r>
+        <w:rPr>
+          <w:rFonts w:ascii="Arial" w:eastAsia="Arial" w:hAnsi="Arial" w:cs="Arial"/>
+          <w:b/>
+          <w:color w:val="000000"/>
+          <w:sz w:val="18"/>
+          <w:highlight w:val="lightGray"/>
+        </w:rPr>
+        <w:t>From:</w:t>
+      </w:r>
+      <w:r>
+        <w:rPr>
+          <w:rFonts w:ascii="Arial" w:eastAsia="Arial" w:hAnsi="Arial" w:cs="Arial"/>
+          <w:color w:val="000000"/>
+          <w:sz w:val="18"/>
+          <w:highlight w:val="lightGray"/>
+        </w:rPr>
+        <w:t xml:space="preserve"> [Chatgpt (GPT</w:t>
+      </w:r>
+      <w:r>
+        <w:rPr>
+          <w:rFonts w:ascii="Arial" w:eastAsia="Arial" w:hAnsi="Arial" w:cs="Cambria Math"/>
+          <w:color w:val="000000"/>
+          <w:sz w:val="18"/>
+          <w:highlight w:val="lightGray"/>
         </w:rPr>
         <w:t>‑</w:t>
       </w:r>
       <w:r>
         <w:rPr>
-          <w:b/>
-          <w:sz w:val="14"/>
-          <w:szCs w:val="14"/>
-          <w:shd w:val="clear" w:color="auto" w:fill="B7B7B7"/>
-        </w:rPr>
-        <w:t>5 Mini) at [8/18/2025]</w:t>
+          <w:rFonts w:ascii="Arial" w:eastAsia="Arial" w:hAnsi="Arial" w:cs="Arial"/>
+          <w:color w:val="000000"/>
+          <w:sz w:val="18"/>
+          <w:highlight w:val="lightGray"/>
+        </w:rPr>
+        <w:t xml:space="preserve">5 Mini)] </w:t>
+      </w:r>
+      <w:r>
+        <w:rPr>
+          <w:rFonts w:ascii="Arial" w:eastAsia="Arial" w:hAnsi="Arial" w:cs="Arial"/>
+          <w:b/>
+          <w:color w:val="000000"/>
+          <w:sz w:val="18"/>
+          <w:highlight w:val="lightGray"/>
+        </w:rPr>
+        <w:t>on</w:t>
+      </w:r>
+      <w:r>
+        <w:rPr>
+          <w:rFonts w:ascii="Arial" w:eastAsia="Arial" w:hAnsi="Arial"/>
+          <w:sz w:val="18"/>
+          <w:highlight w:val="lightGray"/>
+        </w:rPr>
+        <w:t xml:space="preserve"> [8/18/2025]</w:t>
       </w:r>
     </w:p>
     <w:p>
@@ -2492,7 +2714,7 @@
           <w:ilvl w:val="0"/>
           <w:numId w:val="8"/>
         </w:numPr>
-        <w:spacing w:before="240"/>
+        <w:spacing w:before="240" w:after="0" w:line="276" w:lineRule="auto"/>
         <w:rPr>
           <w:rFonts w:ascii="Roboto Mono" w:eastAsia="Roboto Mono" w:hAnsi="Roboto Mono" w:cs="Roboto Mono"/>
         </w:rPr>
@@ -2516,7 +2738,7 @@
           <w:ilvl w:val="0"/>
           <w:numId w:val="8"/>
         </w:numPr>
-        <w:spacing w:after="240"/>
+        <w:spacing w:after="240" w:line="276" w:lineRule="auto"/>
       </w:pPr>
       <w:r>
         <w:rPr>
@@ -2541,7 +2763,7 @@
     </w:p>
     <w:p>
       <w:r>
-        <w:pict w14:anchorId="43EEEEAE">
+        <w:pict w14:anchorId="6EB79C88">
           <v:rect id="_x0000_i1035" style="width:0;height:1.5pt" o:hralign="center" o:hrstd="t" o:hr="t" fillcolor="#a0a0a0" stroked="f"/>
         </w:pict>
       </w:r>
@@ -2568,60 +2790,77 @@
       </w:pPr>
       <w:r>
         <w:rPr>
-          <w:b/>
-          <w:shd w:val="clear" w:color="auto" w:fill="B7B7B7"/>
-        </w:rPr>
-        <w:t># Source</w:t>
-      </w:r>
-      <w:r>
-        <w:rPr>
-          <w:shd w:val="clear" w:color="auto" w:fill="B7B7B7"/>
-        </w:rPr>
-        <w:t xml:space="preserve">: </w:t>
-      </w:r>
-      <w:proofErr w:type="spellStart"/>
-      <w:r>
-        <w:rPr>
-          <w:b/>
-          <w:shd w:val="clear" w:color="auto" w:fill="B7B7B7"/>
-        </w:rPr>
-        <w:t>Chatgpt</w:t>
-      </w:r>
-      <w:proofErr w:type="spellEnd"/>
-      <w:r>
-        <w:rPr>
-          <w:b/>
-          <w:shd w:val="clear" w:color="auto" w:fill="B7B7B7"/>
-        </w:rPr>
-        <w:t xml:space="preserve"> </w:t>
-      </w:r>
-      <w:r>
-        <w:rPr>
-          <w:b/>
-          <w:sz w:val="14"/>
-          <w:szCs w:val="14"/>
-          <w:shd w:val="clear" w:color="auto" w:fill="B7B7B7"/>
-        </w:rPr>
-        <w:t>(GPT</w:t>
-      </w:r>
-      <w:r>
-        <w:rPr>
-          <w:rFonts w:ascii="Cambria Math" w:hAnsi="Cambria Math" w:cs="Cambria Math"/>
-          <w:b/>
-          <w:sz w:val="14"/>
-          <w:szCs w:val="14"/>
-          <w:shd w:val="clear" w:color="auto" w:fill="B7B7B7"/>
+          <w:rFonts w:ascii="Arial" w:eastAsia="Arial" w:hAnsi="Arial" w:cs="Arial"/>
+          <w:b/>
+          <w:color w:val="000000"/>
+          <w:sz w:val="18"/>
+          <w:highlight w:val="lightGray"/>
+        </w:rPr>
+        <w:t># Source: AI Source: Provided by: [Data Path</w:t>
+      </w:r>
+      <w:r>
+        <w:rPr>
+          <w:rFonts w:ascii="Arial" w:eastAsia="Arial" w:hAnsi="Arial" w:cs="Arial"/>
+          <w:color w:val="000000"/>
+          <w:sz w:val="18"/>
+          <w:highlight w:val="lightGray"/>
+        </w:rPr>
+        <w:t xml:space="preserve">: Persons Table -&gt; ID Column: 1, Name_En Column: Motasem Essam] -&gt; </w:t>
+      </w:r>
+      <w:r>
+        <w:rPr>
+          <w:rFonts w:ascii="Arial" w:eastAsia="Arial" w:hAnsi="Arial" w:cs="Arial"/>
+          <w:b/>
+          <w:color w:val="000000"/>
+          <w:sz w:val="18"/>
+          <w:highlight w:val="lightGray"/>
+        </w:rPr>
+        <w:t>From:</w:t>
+      </w:r>
+      <w:r>
+        <w:rPr>
+          <w:rFonts w:ascii="Arial" w:eastAsia="Arial" w:hAnsi="Arial" w:cs="Arial"/>
+          <w:color w:val="000000"/>
+          <w:sz w:val="18"/>
+          <w:highlight w:val="lightGray"/>
+        </w:rPr>
+        <w:t xml:space="preserve"> [Chatgpt (GPT</w:t>
+      </w:r>
+      <w:r>
+        <w:rPr>
+          <w:rFonts w:ascii="Arial" w:eastAsia="Arial" w:hAnsi="Arial" w:cs="Cambria Math"/>
+          <w:color w:val="000000"/>
+          <w:sz w:val="18"/>
+          <w:highlight w:val="lightGray"/>
         </w:rPr>
         <w:t>‑</w:t>
       </w:r>
       <w:r>
         <w:rPr>
-          <w:b/>
-          <w:sz w:val="14"/>
-          <w:szCs w:val="14"/>
-          <w:shd w:val="clear" w:color="auto" w:fill="B7B7B7"/>
-        </w:rPr>
-        <w:t>5 Mini) at [8/18/2025]</w:t>
+          <w:rFonts w:ascii="Arial" w:eastAsia="Arial" w:hAnsi="Arial" w:cs="Arial"/>
+          <w:color w:val="000000"/>
+          <w:sz w:val="18"/>
+          <w:highlight w:val="lightGray"/>
+        </w:rPr>
+        <w:t xml:space="preserve">5 Mini)] </w:t>
+      </w:r>
+      <w:r>
+        <w:rPr>
+          <w:rFonts w:ascii="Arial" w:eastAsia="Arial" w:hAnsi="Arial" w:cs="Arial"/>
+          <w:b/>
+          <w:color w:val="000000"/>
+          <w:sz w:val="18"/>
+          <w:highlight w:val="lightGray"/>
+        </w:rPr>
+        <w:t>on</w:t>
+      </w:r>
+      <w:r>
+        <w:rPr>
+          <w:rFonts w:ascii="Arial" w:eastAsia="Arial" w:hAnsi="Arial"/>
+          <w:sz w:val="18"/>
+          <w:highlight w:val="lightGray"/>
+        </w:rPr>
+        <w:t xml:space="preserve"> [8/18/2025]</w:t>
       </w:r>
     </w:p>
     <w:p>
@@ -2630,7 +2869,7 @@
           <w:ilvl w:val="0"/>
           <w:numId w:val="1"/>
         </w:numPr>
-        <w:spacing w:before="240"/>
+        <w:spacing w:before="240" w:after="0" w:line="276" w:lineRule="auto"/>
       </w:pPr>
       <w:r>
         <w:rPr>
@@ -2664,6 +2903,7 @@
           <w:ilvl w:val="0"/>
           <w:numId w:val="1"/>
         </w:numPr>
+        <w:spacing w:after="0" w:line="276" w:lineRule="auto"/>
       </w:pPr>
       <w:r>
         <w:rPr>
@@ -2697,6 +2937,7 @@
           <w:ilvl w:val="0"/>
           <w:numId w:val="1"/>
         </w:numPr>
+        <w:spacing w:after="0" w:line="276" w:lineRule="auto"/>
       </w:pPr>
       <w:r>
         <w:rPr>
@@ -2730,7 +2971,7 @@
           <w:ilvl w:val="0"/>
           <w:numId w:val="1"/>
         </w:numPr>
-        <w:spacing w:after="240"/>
+        <w:spacing w:after="240" w:line="276" w:lineRule="auto"/>
       </w:pPr>
       <w:r>
         <w:rPr>
@@ -2760,7 +3001,7 @@
     </w:p>
     <w:p>
       <w:r>
-        <w:pict w14:anchorId="40476D51">
+        <w:pict w14:anchorId="14FD0F09">
           <v:rect id="_x0000_i1036" style="width:0;height:1.5pt" o:hralign="center" o:hrstd="t" o:hr="t" fillcolor="#a0a0a0" stroked="f"/>
         </w:pict>
       </w:r>
@@ -2785,7 +3026,7 @@
           <w:ilvl w:val="0"/>
           <w:numId w:val="5"/>
         </w:numPr>
-        <w:spacing w:before="240"/>
+        <w:spacing w:before="240" w:after="0" w:line="276" w:lineRule="auto"/>
       </w:pPr>
       <w:r>
         <w:rPr>
@@ -2813,7 +3054,7 @@
           <w:ilvl w:val="0"/>
           <w:numId w:val="5"/>
         </w:numPr>
-        <w:spacing w:after="240"/>
+        <w:spacing w:after="240" w:line="276" w:lineRule="auto"/>
       </w:pPr>
       <w:r>
         <w:rPr>
@@ -2837,17 +3078,18 @@
     </w:p>
     <w:p>
       <w:r>
-        <w:pict w14:anchorId="0F3989AE">
+        <w:pict w14:anchorId="4B368909">
           <v:rect id="_x0000_i1037" style="width:0;height:1.5pt" o:hralign="center" o:hrstd="t" o:hr="t" fillcolor="#a0a0a0" stroked="f"/>
         </w:pict>
       </w:r>
     </w:p>
+    <w:p/>
     <w:p/>
     <w:sectPr>
       <w:pgSz w:w="12240" w:h="15840"/>
       <w:pgMar w:top="1440" w:right="1440" w:bottom="1440" w:left="1440" w:header="720" w:footer="720" w:gutter="0"/>
-      <w:pgNumType w:start="1"/>
       <w:cols w:space="720"/>
+      <w:docGrid w:linePitch="360"/>
     </w:sectPr>
   </w:body>
 </w:document>
@@ -4650,18 +4892,6 @@
   <w:style w:type="paragraph" w:default="1" w:styleId="Normal">
     <w:name w:val="Normal"/>
     <w:qFormat/>
-    <w:rsid w:val="004F5EBD"/>
-    <w:pPr>
-      <w:spacing w:after="0" w:line="276" w:lineRule="auto"/>
-    </w:pPr>
-    <w:rPr>
-      <w:rFonts w:ascii="Arial" w:eastAsia="Arial" w:hAnsi="Arial" w:cs="Arial"/>
-      <w:kern w:val="0"/>
-      <w:sz w:val="22"/>
-      <w:szCs w:val="22"/>
-      <w:lang w:val="en"/>
-      <w14:ligatures w14:val="none"/>
-    </w:rPr>
   </w:style>
   <w:style w:type="paragraph" w:styleId="Heading1">
     <w:name w:val="heading 1"/>
@@ -4670,7 +4900,7 @@
     <w:link w:val="Heading1Char"/>
     <w:uiPriority w:val="9"/>
     <w:qFormat/>
-    <w:rsid w:val="00FC4432"/>
+    <w:rsid w:val="006768AC"/>
     <w:pPr>
       <w:keepNext/>
       <w:keepLines/>
@@ -4692,7 +4922,7 @@
     <w:uiPriority w:val="9"/>
     <w:unhideWhenUsed/>
     <w:qFormat/>
-    <w:rsid w:val="00FC4432"/>
+    <w:rsid w:val="006768AC"/>
     <w:pPr>
       <w:keepNext/>
       <w:keepLines/>
@@ -4715,7 +4945,7 @@
     <w:semiHidden/>
     <w:unhideWhenUsed/>
     <w:qFormat/>
-    <w:rsid w:val="00FC4432"/>
+    <w:rsid w:val="006768AC"/>
     <w:pPr>
       <w:keepNext/>
       <w:keepLines/>
@@ -4738,7 +4968,7 @@
     <w:semiHidden/>
     <w:unhideWhenUsed/>
     <w:qFormat/>
-    <w:rsid w:val="00FC4432"/>
+    <w:rsid w:val="006768AC"/>
     <w:pPr>
       <w:keepNext/>
       <w:keepLines/>
@@ -4761,7 +4991,7 @@
     <w:semiHidden/>
     <w:unhideWhenUsed/>
     <w:qFormat/>
-    <w:rsid w:val="00FC4432"/>
+    <w:rsid w:val="006768AC"/>
     <w:pPr>
       <w:keepNext/>
       <w:keepLines/>
@@ -4782,11 +5012,11 @@
     <w:semiHidden/>
     <w:unhideWhenUsed/>
     <w:qFormat/>
-    <w:rsid w:val="00FC4432"/>
+    <w:rsid w:val="006768AC"/>
     <w:pPr>
       <w:keepNext/>
       <w:keepLines/>
-      <w:spacing w:before="40"/>
+      <w:spacing w:before="40" w:after="0"/>
       <w:outlineLvl w:val="5"/>
     </w:pPr>
     <w:rPr>
@@ -4805,11 +5035,11 @@
     <w:semiHidden/>
     <w:unhideWhenUsed/>
     <w:qFormat/>
-    <w:rsid w:val="00FC4432"/>
+    <w:rsid w:val="006768AC"/>
     <w:pPr>
       <w:keepNext/>
       <w:keepLines/>
-      <w:spacing w:before="40"/>
+      <w:spacing w:before="40" w:after="0"/>
       <w:outlineLvl w:val="6"/>
     </w:pPr>
     <w:rPr>
@@ -4826,10 +5056,11 @@
     <w:semiHidden/>
     <w:unhideWhenUsed/>
     <w:qFormat/>
-    <w:rsid w:val="00FC4432"/>
+    <w:rsid w:val="006768AC"/>
     <w:pPr>
       <w:keepNext/>
       <w:keepLines/>
+      <w:spacing w:after="0"/>
       <w:outlineLvl w:val="7"/>
     </w:pPr>
     <w:rPr>
@@ -4848,10 +5079,11 @@
     <w:semiHidden/>
     <w:unhideWhenUsed/>
     <w:qFormat/>
-    <w:rsid w:val="00FC4432"/>
+    <w:rsid w:val="006768AC"/>
     <w:pPr>
       <w:keepNext/>
       <w:keepLines/>
+      <w:spacing w:after="0"/>
       <w:outlineLvl w:val="8"/>
     </w:pPr>
     <w:rPr>
@@ -4891,7 +5123,7 @@
     <w:basedOn w:val="DefaultParagraphFont"/>
     <w:link w:val="Heading1"/>
     <w:uiPriority w:val="9"/>
-    <w:rsid w:val="00FC4432"/>
+    <w:rsid w:val="006768AC"/>
     <w:rPr>
       <w:rFonts w:asciiTheme="majorHAnsi" w:eastAsiaTheme="majorEastAsia" w:hAnsiTheme="majorHAnsi" w:cstheme="majorBidi"/>
       <w:color w:val="2F5496" w:themeColor="accent1" w:themeShade="BF"/>
@@ -4904,7 +5136,7 @@
     <w:basedOn w:val="DefaultParagraphFont"/>
     <w:link w:val="Heading2"/>
     <w:uiPriority w:val="9"/>
-    <w:rsid w:val="00FC4432"/>
+    <w:rsid w:val="006768AC"/>
     <w:rPr>
       <w:rFonts w:asciiTheme="majorHAnsi" w:eastAsiaTheme="majorEastAsia" w:hAnsiTheme="majorHAnsi" w:cstheme="majorBidi"/>
       <w:color w:val="2F5496" w:themeColor="accent1" w:themeShade="BF"/>
@@ -4918,7 +5150,7 @@
     <w:link w:val="Heading3"/>
     <w:uiPriority w:val="9"/>
     <w:semiHidden/>
-    <w:rsid w:val="00FC4432"/>
+    <w:rsid w:val="006768AC"/>
     <w:rPr>
       <w:rFonts w:eastAsiaTheme="majorEastAsia" w:cstheme="majorBidi"/>
       <w:color w:val="2F5496" w:themeColor="accent1" w:themeShade="BF"/>
@@ -4932,7 +5164,7 @@
     <w:link w:val="Heading4"/>
     <w:uiPriority w:val="9"/>
     <w:semiHidden/>
-    <w:rsid w:val="00FC4432"/>
+    <w:rsid w:val="006768AC"/>
     <w:rPr>
       <w:rFonts w:eastAsiaTheme="majorEastAsia" w:cstheme="majorBidi"/>
       <w:i/>
@@ -4946,7 +5178,7 @@
     <w:link w:val="Heading5"/>
     <w:uiPriority w:val="9"/>
     <w:semiHidden/>
-    <w:rsid w:val="00FC4432"/>
+    <w:rsid w:val="006768AC"/>
     <w:rPr>
       <w:rFonts w:eastAsiaTheme="majorEastAsia" w:cstheme="majorBidi"/>
       <w:color w:val="2F5496" w:themeColor="accent1" w:themeShade="BF"/>
@@ -4958,7 +5190,7 @@
     <w:link w:val="Heading6"/>
     <w:uiPriority w:val="9"/>
     <w:semiHidden/>
-    <w:rsid w:val="00FC4432"/>
+    <w:rsid w:val="006768AC"/>
     <w:rPr>
       <w:rFonts w:eastAsiaTheme="majorEastAsia" w:cstheme="majorBidi"/>
       <w:i/>
@@ -4972,7 +5204,7 @@
     <w:link w:val="Heading7"/>
     <w:uiPriority w:val="9"/>
     <w:semiHidden/>
-    <w:rsid w:val="00FC4432"/>
+    <w:rsid w:val="006768AC"/>
     <w:rPr>
       <w:rFonts w:eastAsiaTheme="majorEastAsia" w:cstheme="majorBidi"/>
       <w:color w:val="595959" w:themeColor="text1" w:themeTint="A6"/>
@@ -4984,7 +5216,7 @@
     <w:link w:val="Heading8"/>
     <w:uiPriority w:val="9"/>
     <w:semiHidden/>
-    <w:rsid w:val="00FC4432"/>
+    <w:rsid w:val="006768AC"/>
     <w:rPr>
       <w:rFonts w:eastAsiaTheme="majorEastAsia" w:cstheme="majorBidi"/>
       <w:i/>
@@ -4998,7 +5230,7 @@
     <w:link w:val="Heading9"/>
     <w:uiPriority w:val="9"/>
     <w:semiHidden/>
-    <w:rsid w:val="00FC4432"/>
+    <w:rsid w:val="006768AC"/>
     <w:rPr>
       <w:rFonts w:eastAsiaTheme="majorEastAsia" w:cstheme="majorBidi"/>
       <w:color w:val="272727" w:themeColor="text1" w:themeTint="D8"/>
@@ -5011,7 +5243,7 @@
     <w:link w:val="TitleChar"/>
     <w:uiPriority w:val="10"/>
     <w:qFormat/>
-    <w:rsid w:val="00FC4432"/>
+    <w:rsid w:val="006768AC"/>
     <w:pPr>
       <w:spacing w:after="80" w:line="240" w:lineRule="auto"/>
       <w:contextualSpacing/>
@@ -5029,7 +5261,7 @@
     <w:basedOn w:val="DefaultParagraphFont"/>
     <w:link w:val="Title"/>
     <w:uiPriority w:val="10"/>
-    <w:rsid w:val="00FC4432"/>
+    <w:rsid w:val="006768AC"/>
     <w:rPr>
       <w:rFonts w:asciiTheme="majorHAnsi" w:eastAsiaTheme="majorEastAsia" w:hAnsiTheme="majorHAnsi" w:cstheme="majorBidi"/>
       <w:spacing w:val="-10"/>
@@ -5045,7 +5277,7 @@
     <w:link w:val="SubtitleChar"/>
     <w:uiPriority w:val="11"/>
     <w:qFormat/>
-    <w:rsid w:val="00FC4432"/>
+    <w:rsid w:val="006768AC"/>
     <w:pPr>
       <w:numPr>
         <w:ilvl w:val="1"/>
@@ -5064,7 +5296,7 @@
     <w:basedOn w:val="DefaultParagraphFont"/>
     <w:link w:val="Subtitle"/>
     <w:uiPriority w:val="11"/>
-    <w:rsid w:val="00FC4432"/>
+    <w:rsid w:val="006768AC"/>
     <w:rPr>
       <w:rFonts w:eastAsiaTheme="majorEastAsia" w:cstheme="majorBidi"/>
       <w:color w:val="595959" w:themeColor="text1" w:themeTint="A6"/>
@@ -5080,7 +5312,7 @@
     <w:link w:val="QuoteChar"/>
     <w:uiPriority w:val="29"/>
     <w:qFormat/>
-    <w:rsid w:val="00FC4432"/>
+    <w:rsid w:val="006768AC"/>
     <w:pPr>
       <w:spacing w:before="160"/>
       <w:jc w:val="center"/>
@@ -5096,7 +5328,7 @@
     <w:basedOn w:val="DefaultParagraphFont"/>
     <w:link w:val="Quote"/>
     <w:uiPriority w:val="29"/>
-    <w:rsid w:val="00FC4432"/>
+    <w:rsid w:val="006768AC"/>
     <w:rPr>
       <w:i/>
       <w:iCs/>
@@ -5108,7 +5340,7 @@
     <w:basedOn w:val="Normal"/>
     <w:uiPriority w:val="34"/>
     <w:qFormat/>
-    <w:rsid w:val="00FC4432"/>
+    <w:rsid w:val="006768AC"/>
     <w:pPr>
       <w:ind w:left="720"/>
       <w:contextualSpacing/>
@@ -5119,7 +5351,7 @@
     <w:basedOn w:val="DefaultParagraphFont"/>
     <w:uiPriority w:val="21"/>
     <w:qFormat/>
-    <w:rsid w:val="00FC4432"/>
+    <w:rsid w:val="006768AC"/>
     <w:rPr>
       <w:i/>
       <w:iCs/>
@@ -5133,7 +5365,7 @@
     <w:link w:val="IntenseQuoteChar"/>
     <w:uiPriority w:val="30"/>
     <w:qFormat/>
-    <w:rsid w:val="00FC4432"/>
+    <w:rsid w:val="006768AC"/>
     <w:pPr>
       <w:pBdr>
         <w:top w:val="single" w:sz="4" w:space="10" w:color="2F5496" w:themeColor="accent1" w:themeShade="BF"/>
@@ -5154,7 +5386,7 @@
     <w:basedOn w:val="DefaultParagraphFont"/>
     <w:link w:val="IntenseQuote"/>
     <w:uiPriority w:val="30"/>
-    <w:rsid w:val="00FC4432"/>
+    <w:rsid w:val="006768AC"/>
     <w:rPr>
       <w:i/>
       <w:iCs/>
@@ -5166,7 +5398,7 @@
     <w:basedOn w:val="DefaultParagraphFont"/>
     <w:uiPriority w:val="32"/>
     <w:qFormat/>
-    <w:rsid w:val="00FC4432"/>
+    <w:rsid w:val="006768AC"/>
     <w:rPr>
       <w:b/>
       <w:bCs/>
